--- a/docs/01_Architecture_and_Design.docx
+++ b/docs/01_Architecture_and_Design.docx
@@ -165,7 +165,7 @@
                 <w:color w:val="1C2B3A"/>
                 <w:sz w:val="22"/>
               </w:rPr>
-              <w:t>v1.0</w:t>
+              <w:t>v1.1</w:t>
             </w:r>
           </w:p>
         </w:tc>
@@ -201,7 +201,7 @@
                 <w:color w:val="1C2B3A"/>
                 <w:sz w:val="22"/>
               </w:rPr>
-              <w:t>1 August 2026</w:t>
+              <w:t>2 August 2026</w:t>
             </w:r>
           </w:p>
         </w:tc>
@@ -309,7 +309,7 @@
                 <w:color w:val="1C2B3A"/>
                 <w:sz w:val="22"/>
               </w:rPr>
-              <w:t>P3MAI Method Map (PRINCE2 7)</w:t>
+              <w:t>P3MAI Method Map (PRINCE2 7 · MSP 5th ed · SAFe 6.0 Essential)</w:t>
             </w:r>
           </w:p>
         </w:tc>
@@ -492,6 +492,76 @@
           </w:p>
         </w:tc>
       </w:tr>
+      <w:tr>
+        <w:tc>
+          <w:tcPr>
+            <w:tcW w:type="dxa" w:w="2353"/>
+          </w:tcPr>
+          <w:p>
+            <w:r>
+              <w:rPr>
+                <w:rFonts w:ascii="Segoe UI" w:hAnsi="Segoe UI" w:cs="Segoe UI"/>
+                <w:b w:val="0"/>
+                <w:i w:val="0"/>
+                <w:color w:val="1C2B3A"/>
+                <w:sz w:val="20"/>
+              </w:rPr>
+              <w:t>v1.1</w:t>
+            </w:r>
+          </w:p>
+        </w:tc>
+        <w:tc>
+          <w:tcPr>
+            <w:tcW w:type="dxa" w:w="2353"/>
+          </w:tcPr>
+          <w:p>
+            <w:r>
+              <w:rPr>
+                <w:rFonts w:ascii="Segoe UI" w:hAnsi="Segoe UI" w:cs="Segoe UI"/>
+                <w:b w:val="0"/>
+                <w:i w:val="0"/>
+                <w:color w:val="1C2B3A"/>
+                <w:sz w:val="20"/>
+              </w:rPr>
+              <w:t>2026-08-02</w:t>
+            </w:r>
+          </w:p>
+        </w:tc>
+        <w:tc>
+          <w:tcPr>
+            <w:tcW w:type="dxa" w:w="2353"/>
+          </w:tcPr>
+          <w:p>
+            <w:r>
+              <w:rPr>
+                <w:rFonts w:ascii="Segoe UI" w:hAnsi="Segoe UI" w:cs="Segoe UI"/>
+                <w:b w:val="0"/>
+                <w:i w:val="0"/>
+                <w:color w:val="1C2B3A"/>
+                <w:sz w:val="20"/>
+              </w:rPr>
+              <w:t>Douglas Colvin</w:t>
+            </w:r>
+          </w:p>
+        </w:tc>
+        <w:tc>
+          <w:tcPr>
+            <w:tcW w:type="dxa" w:w="2353"/>
+          </w:tcPr>
+          <w:p>
+            <w:r>
+              <w:rPr>
+                <w:rFonts w:ascii="Segoe UI" w:hAnsi="Segoe UI" w:cs="Segoe UI"/>
+                <w:b w:val="0"/>
+                <w:i w:val="0"/>
+                <w:color w:val="1C2B3A"/>
+                <w:sz w:val="20"/>
+              </w:rPr>
+              <w:t>Multi-framework update: MSP 5th ed and SAFe 6.0 Essential added as second and third live frameworks; config-driven type/code/lane/phase model; three-service front-door deployment topology.</w:t>
+            </w:r>
+          </w:p>
+        </w:tc>
+      </w:tr>
     </w:tbl>
     <w:p/>
     <w:p>
@@ -581,7 +651,27 @@
           <w:color w:val="1C2B3A"/>
           <w:sz w:val="22"/>
         </w:rPr>
-        <w:t xml:space="preserve"> is an interactive web application that renders a project-management method as a navigable network graph. Version 1 covers </w:t>
+        <w:t xml:space="preserve"> is an interactive web application that renders a project-, programme- or portfolio-management method as a navigable network graph. It now hosts </w:t>
+      </w:r>
+      <w:r>
+        <w:rPr>
+          <w:rFonts w:ascii="Segoe UI" w:hAnsi="Segoe UI" w:cs="Segoe UI"/>
+          <w:b/>
+          <w:i w:val="0"/>
+          <w:color w:val="1C2B3A"/>
+          <w:sz w:val="22"/>
+        </w:rPr>
+        <w:t>three frameworks</w:t>
+      </w:r>
+      <w:r>
+        <w:rPr>
+          <w:rFonts w:ascii="Segoe UI" w:hAnsi="Segoe UI" w:cs="Segoe UI"/>
+          <w:b w:val="0"/>
+          <w:i w:val="0"/>
+          <w:color w:val="1C2B3A"/>
+          <w:sz w:val="22"/>
+        </w:rPr>
+        <w:t xml:space="preserve">: </w:t>
       </w:r>
       <w:r>
         <w:rPr>
@@ -601,7 +691,47 @@
           <w:color w:val="1C2B3A"/>
           <w:sz w:val="22"/>
         </w:rPr>
-        <w:t xml:space="preserve"> — its 7 processes and 41 activities cross-referenced to the management team roles, practices, management approaches and management products they use, produce and are governed by.</w:t>
+        <w:t xml:space="preserve"> (7 processes, 41 activities), </w:t>
+      </w:r>
+      <w:r>
+        <w:rPr>
+          <w:rFonts w:ascii="Segoe UI" w:hAnsi="Segoe UI" w:cs="Segoe UI"/>
+          <w:b/>
+          <w:i w:val="0"/>
+          <w:color w:val="1C2B3A"/>
+          <w:sz w:val="22"/>
+        </w:rPr>
+        <w:t>MSP 5th edition</w:t>
+      </w:r>
+      <w:r>
+        <w:rPr>
+          <w:rFonts w:ascii="Segoe UI" w:hAnsi="Segoe UI" w:cs="Segoe UI"/>
+          <w:b w:val="0"/>
+          <w:i w:val="0"/>
+          <w:color w:val="1C2B3A"/>
+          <w:sz w:val="22"/>
+        </w:rPr>
+        <w:t xml:space="preserve"> (7 programme processes) and </w:t>
+      </w:r>
+      <w:r>
+        <w:rPr>
+          <w:rFonts w:ascii="Segoe UI" w:hAnsi="Segoe UI" w:cs="Segoe UI"/>
+          <w:b/>
+          <w:i w:val="0"/>
+          <w:color w:val="1C2B3A"/>
+          <w:sz w:val="22"/>
+        </w:rPr>
+        <w:t>SAFe 6.0 Essential</w:t>
+      </w:r>
+      <w:r>
+        <w:rPr>
+          <w:rFonts w:ascii="Segoe UI" w:hAnsi="Segoe UI" w:cs="Segoe UI"/>
+          <w:b w:val="0"/>
+          <w:i w:val="0"/>
+          <w:color w:val="1C2B3A"/>
+          <w:sz w:val="22"/>
+        </w:rPr>
+        <w:t xml:space="preserve"> (the Agile Release Train and Team events across the PI cadence) — each cross-referencing its management activities to the roles, artefacts, practices and principles that surround them.</w:t>
       </w:r>
     </w:p>
     <w:p>
@@ -673,7 +803,7 @@
           <w:color w:val="1C2B3A"/>
           <w:sz w:val="22"/>
         </w:rPr>
-        <w:t xml:space="preserve"> database that auto-seeds from a bundled data file. The data model is deliberately framework-agnostic, so MSP or any other method can be added as a data file without code changes. The application is deployed as a Docker container on Render and is reachable at </w:t>
+        <w:t xml:space="preserve"> database that auto-seeds from bundled data files. The data model is deliberately </w:t>
       </w:r>
       <w:r>
         <w:rPr>
@@ -683,7 +813,7 @@
           <w:color w:val="1C2B3A"/>
           <w:sz w:val="22"/>
         </w:rPr>
-        <w:t>method-map.onrender.com</w:t>
+        <w:t>framework-agnostic</w:t>
       </w:r>
       <w:r>
         <w:rPr>
@@ -693,7 +823,27 @@
           <w:color w:val="1C2B3A"/>
           <w:sz w:val="22"/>
         </w:rPr>
-        <w:t xml:space="preserve"> (custom domain </w:t>
+        <w:t xml:space="preserve"> — each framework carries its own </w:t>
+      </w:r>
+      <w:r>
+        <w:rPr>
+          <w:rFonts w:ascii="Consolas" w:hAnsi="Consolas" w:cs="Consolas"/>
+          <w:b w:val="0"/>
+          <w:i w:val="0"/>
+          <w:color w:val="1B3F6E"/>
+          <w:sz w:val="21"/>
+        </w:rPr>
+        <w:t>config</w:t>
+      </w:r>
+      <w:r>
+        <w:rPr>
+          <w:rFonts w:ascii="Segoe UI" w:hAnsi="Segoe UI" w:cs="Segoe UI"/>
+          <w:b w:val="0"/>
+          <w:i w:val="0"/>
+          <w:color w:val="1C2B3A"/>
+          <w:sz w:val="22"/>
+        </w:rPr>
+        <w:t xml:space="preserve"> (entity types, relationship codes, swimlanes and timeline phases), so a new method is added as a data file with </w:t>
       </w:r>
       <w:r>
         <w:rPr>
@@ -703,7 +853,7 @@
           <w:color w:val="1C2B3A"/>
           <w:sz w:val="22"/>
         </w:rPr>
-        <w:t>prince2.p3mai.com</w:t>
+        <w:t>no code changes</w:t>
       </w:r>
       <w:r>
         <w:rPr>
@@ -713,7 +863,107 @@
           <w:color w:val="1C2B3A"/>
           <w:sz w:val="22"/>
         </w:rPr>
-        <w:t xml:space="preserve"> pending DNS).</w:t>
+        <w:t xml:space="preserve">. This has now been proven across three structurally different frameworks. Each framework is deployed as its own Docker container on Render (selected by the </w:t>
+      </w:r>
+      <w:r>
+        <w:rPr>
+          <w:rFonts w:ascii="Consolas" w:hAnsi="Consolas" w:cs="Consolas"/>
+          <w:b w:val="0"/>
+          <w:i w:val="0"/>
+          <w:color w:val="1B3F6E"/>
+          <w:sz w:val="21"/>
+        </w:rPr>
+        <w:t>FRAMEWORK_KEY</w:t>
+      </w:r>
+      <w:r>
+        <w:rPr>
+          <w:rFonts w:ascii="Segoe UI" w:hAnsi="Segoe UI" w:cs="Segoe UI"/>
+          <w:b w:val="0"/>
+          <w:i w:val="0"/>
+          <w:color w:val="1C2B3A"/>
+          <w:sz w:val="22"/>
+        </w:rPr>
+        <w:t xml:space="preserve"> env var) and all three are served behind the shared front door </w:t>
+      </w:r>
+      <w:r>
+        <w:rPr>
+          <w:rFonts w:ascii="Segoe UI" w:hAnsi="Segoe UI" w:cs="Segoe UI"/>
+          <w:b/>
+          <w:i w:val="0"/>
+          <w:color w:val="1C2B3A"/>
+          <w:sz w:val="22"/>
+        </w:rPr>
+        <w:t>apps.p3mai.com</w:t>
+      </w:r>
+      <w:r>
+        <w:rPr>
+          <w:rFonts w:ascii="Segoe UI" w:hAnsi="Segoe UI" w:cs="Segoe UI"/>
+          <w:b w:val="0"/>
+          <w:i w:val="0"/>
+          <w:color w:val="1C2B3A"/>
+          <w:sz w:val="22"/>
+        </w:rPr>
+        <w:t xml:space="preserve"> — at </w:t>
+      </w:r>
+      <w:r>
+        <w:rPr>
+          <w:rFonts w:ascii="Consolas" w:hAnsi="Consolas" w:cs="Consolas"/>
+          <w:b w:val="0"/>
+          <w:i w:val="0"/>
+          <w:color w:val="1B3F6E"/>
+          <w:sz w:val="21"/>
+        </w:rPr>
+        <w:t>/prince2</w:t>
+      </w:r>
+      <w:r>
+        <w:rPr>
+          <w:rFonts w:ascii="Segoe UI" w:hAnsi="Segoe UI" w:cs="Segoe UI"/>
+          <w:b w:val="0"/>
+          <w:i w:val="0"/>
+          <w:color w:val="1C2B3A"/>
+          <w:sz w:val="22"/>
+        </w:rPr>
+        <w:t xml:space="preserve">, </w:t>
+      </w:r>
+      <w:r>
+        <w:rPr>
+          <w:rFonts w:ascii="Consolas" w:hAnsi="Consolas" w:cs="Consolas"/>
+          <w:b w:val="0"/>
+          <w:i w:val="0"/>
+          <w:color w:val="1B3F6E"/>
+          <w:sz w:val="21"/>
+        </w:rPr>
+        <w:t>/msp</w:t>
+      </w:r>
+      <w:r>
+        <w:rPr>
+          <w:rFonts w:ascii="Segoe UI" w:hAnsi="Segoe UI" w:cs="Segoe UI"/>
+          <w:b w:val="0"/>
+          <w:i w:val="0"/>
+          <w:color w:val="1C2B3A"/>
+          <w:sz w:val="22"/>
+        </w:rPr>
+        <w:t xml:space="preserve"> and </w:t>
+      </w:r>
+      <w:r>
+        <w:rPr>
+          <w:rFonts w:ascii="Consolas" w:hAnsi="Consolas" w:cs="Consolas"/>
+          <w:b w:val="0"/>
+          <w:i w:val="0"/>
+          <w:color w:val="1B3F6E"/>
+          <w:sz w:val="21"/>
+        </w:rPr>
+        <w:t>/safe</w:t>
+      </w:r>
+      <w:r>
+        <w:rPr>
+          <w:rFonts w:ascii="Segoe UI" w:hAnsi="Segoe UI" w:cs="Segoe UI"/>
+          <w:b w:val="0"/>
+          <w:i w:val="0"/>
+          <w:color w:val="1C2B3A"/>
+          <w:sz w:val="22"/>
+        </w:rPr>
+        <w:t>.</w:t>
       </w:r>
     </w:p>
     <w:p>
@@ -865,7 +1115,7 @@
           <w:color w:val="1C2B3A"/>
           <w:sz w:val="22"/>
         </w:rPr>
-        <w:t>Developers and technical reviewers. Assumes familiarity with Python, JavaScript/React and containers, but not with the PRINCE2 method itself (see the glossary).</w:t>
+        <w:t>Developers and technical reviewers. Assumes familiarity with Python, JavaScript/React and containers, but not with the underlying methods themselves (see the glossary).</w:t>
       </w:r>
     </w:p>
     <w:p>
@@ -963,7 +1213,7 @@
                 <w:color w:val="1C2B3A"/>
                 <w:sz w:val="19"/>
               </w:rPr>
-              <w:t>A typed node in the graph — a process, activity, role, practice, management approach or product.</w:t>
+              <w:t>A typed node in the graph. Types are per-framework: PRINCE2 uses process/activity/role/practice/approach/product; SAFe uses event/activity/role/competency/artifact/principle.</w:t>
             </w:r>
           </w:p>
         </w:tc>
@@ -983,7 +1233,7 @@
                 <w:color w:val="1C2B3A"/>
                 <w:sz w:val="19"/>
               </w:rPr>
-              <w:t>Relationship</w:t>
+              <w:t>Container / hub / node</w:t>
             </w:r>
           </w:p>
         </w:tc>
@@ -1001,7 +1251,7 @@
                 <w:color w:val="1C2B3A"/>
                 <w:sz w:val="19"/>
               </w:rPr>
-              <w:t>A coded edge from an activity to a target entity.</w:t>
+              <w:t>The three structural kinds a type can play (set in config): container owns children, hub carries the coded relationships, node is a relationship target.</w:t>
             </w:r>
           </w:p>
         </w:tc>
@@ -1020,7 +1270,7 @@
                 <w:color w:val="1C2B3A"/>
                 <w:sz w:val="19"/>
               </w:rPr>
-              <w:t>Code</w:t>
+              <w:t>Relationship</w:t>
             </w:r>
           </w:p>
         </w:tc>
@@ -1037,7 +1287,7 @@
                 <w:color w:val="1C2B3A"/>
                 <w:sz w:val="19"/>
               </w:rPr>
-              <w:t>C/P/N for roles, practices and approaches; I/O/U/A for products (see §5.3).</w:t>
+              <w:t>A coded edge from a hub (activity) to a target entity.</w:t>
             </w:r>
           </w:p>
         </w:tc>
@@ -1057,7 +1307,7 @@
                 <w:color w:val="1C2B3A"/>
                 <w:sz w:val="19"/>
               </w:rPr>
-              <w:t>Framework</w:t>
+              <w:t>Code</w:t>
             </w:r>
           </w:p>
         </w:tc>
@@ -1075,7 +1325,81 @@
                 <w:color w:val="1C2B3A"/>
                 <w:sz w:val="19"/>
               </w:rPr>
-              <w:t>A whole method (e.g. PRINCE2 7). The model supports several side by side.</w:t>
+              <w:t>A framework-defined cross-reference mark, e.g. PRINCE2 C/P/N and I/O/U/A; SAFe F/A/P/I and I/C/U/R/E (see §6.3).</w:t>
+            </w:r>
+          </w:p>
+        </w:tc>
+      </w:tr>
+      <w:tr>
+        <w:tc>
+          <w:tcPr>
+            <w:tcW w:type="dxa" w:w="1701"/>
+          </w:tcPr>
+          <w:p>
+            <w:r>
+              <w:rPr>
+                <w:rFonts w:ascii="Segoe UI" w:hAnsi="Segoe UI" w:cs="Segoe UI"/>
+                <w:b w:val="0"/>
+                <w:i w:val="0"/>
+                <w:color w:val="1C2B3A"/>
+                <w:sz w:val="19"/>
+              </w:rPr>
+              <w:t>Framework</w:t>
+            </w:r>
+          </w:p>
+        </w:tc>
+        <w:tc>
+          <w:tcPr>
+            <w:tcW w:type="dxa" w:w="7087"/>
+          </w:tcPr>
+          <w:p>
+            <w:r>
+              <w:rPr>
+                <w:rFonts w:ascii="Segoe UI" w:hAnsi="Segoe UI" w:cs="Segoe UI"/>
+                <w:b w:val="0"/>
+                <w:i w:val="0"/>
+                <w:color w:val="1C2B3A"/>
+                <w:sz w:val="19"/>
+              </w:rPr>
+              <w:t>A whole method (PRINCE2 7, MSP 5th ed, SAFe 6.0 Essential). All three run live, each as its own deployment.</w:t>
+            </w:r>
+          </w:p>
+        </w:tc>
+      </w:tr>
+      <w:tr>
+        <w:tc>
+          <w:tcPr>
+            <w:tcW w:type="dxa" w:w="1701"/>
+            <w:shd w:val="clear" w:fill="F3F6FA"/>
+          </w:tcPr>
+          <w:p>
+            <w:r>
+              <w:rPr>
+                <w:rFonts w:ascii="Segoe UI" w:hAnsi="Segoe UI" w:cs="Segoe UI"/>
+                <w:b w:val="0"/>
+                <w:i w:val="0"/>
+                <w:color w:val="1C2B3A"/>
+                <w:sz w:val="19"/>
+              </w:rPr>
+              <w:t>Front door</w:t>
+            </w:r>
+          </w:p>
+        </w:tc>
+        <w:tc>
+          <w:tcPr>
+            <w:tcW w:type="dxa" w:w="7087"/>
+            <w:shd w:val="clear" w:fill="F3F6FA"/>
+          </w:tcPr>
+          <w:p>
+            <w:r>
+              <w:rPr>
+                <w:rFonts w:ascii="Segoe UI" w:hAnsi="Segoe UI" w:cs="Segoe UI"/>
+                <w:b w:val="0"/>
+                <w:i w:val="0"/>
+                <w:color w:val="1C2B3A"/>
+                <w:sz w:val="19"/>
+              </w:rPr>
+              <w:t>apps.p3mai.com — a small reverse proxy routing /prince2, /msp, /safe (and the PMO apps) to their services.</w:t>
             </w:r>
           </w:p>
         </w:tc>
@@ -2032,6 +2356,198 @@
       </w:r>
     </w:p>
     <w:p>
+      <w:r>
+        <w:rPr>
+          <w:rFonts w:ascii="Segoe UI" w:hAnsi="Segoe UI" w:cs="Segoe UI"/>
+          <w:b w:val="0"/>
+          <w:i w:val="0"/>
+          <w:color w:val="1C2B3A"/>
+          <w:sz w:val="22"/>
+        </w:rPr>
+        <w:t xml:space="preserve">The </w:t>
+      </w:r>
+      <w:r>
+        <w:rPr>
+          <w:rFonts w:ascii="Segoe UI" w:hAnsi="Segoe UI" w:cs="Segoe UI"/>
+          <w:b/>
+          <w:i w:val="0"/>
+          <w:color w:val="1C2B3A"/>
+          <w:sz w:val="22"/>
+        </w:rPr>
+        <w:t>same image is deployed once per framework</w:t>
+      </w:r>
+      <w:r>
+        <w:rPr>
+          <w:rFonts w:ascii="Segoe UI" w:hAnsi="Segoe UI" w:cs="Segoe UI"/>
+          <w:b w:val="0"/>
+          <w:i w:val="0"/>
+          <w:color w:val="1C2B3A"/>
+          <w:sz w:val="22"/>
+        </w:rPr>
+        <w:t xml:space="preserve">. Each Render service sets </w:t>
+      </w:r>
+      <w:r>
+        <w:rPr>
+          <w:rFonts w:ascii="Consolas" w:hAnsi="Consolas" w:cs="Consolas"/>
+          <w:b w:val="0"/>
+          <w:i w:val="0"/>
+          <w:color w:val="1B3F6E"/>
+          <w:sz w:val="21"/>
+        </w:rPr>
+        <w:t>FRAMEWORK_KEY</w:t>
+      </w:r>
+      <w:r>
+        <w:rPr>
+          <w:rFonts w:ascii="Segoe UI" w:hAnsi="Segoe UI" w:cs="Segoe UI"/>
+          <w:b w:val="0"/>
+          <w:i w:val="0"/>
+          <w:color w:val="1C2B3A"/>
+          <w:sz w:val="22"/>
+        </w:rPr>
+        <w:t xml:space="preserve"> (which framework it seeds and serves) and </w:t>
+      </w:r>
+      <w:r>
+        <w:rPr>
+          <w:rFonts w:ascii="Consolas" w:hAnsi="Consolas" w:cs="Consolas"/>
+          <w:b w:val="0"/>
+          <w:i w:val="0"/>
+          <w:color w:val="1B3F6E"/>
+          <w:sz w:val="21"/>
+        </w:rPr>
+        <w:t>APP_BASE</w:t>
+      </w:r>
+      <w:r>
+        <w:rPr>
+          <w:rFonts w:ascii="Segoe UI" w:hAnsi="Segoe UI" w:cs="Segoe UI"/>
+          <w:b w:val="0"/>
+          <w:i w:val="0"/>
+          <w:color w:val="1C2B3A"/>
+          <w:sz w:val="22"/>
+        </w:rPr>
+        <w:t xml:space="preserve"> (the URL prefix the SPA is built under, e.g. </w:t>
+      </w:r>
+      <w:r>
+        <w:rPr>
+          <w:rFonts w:ascii="Consolas" w:hAnsi="Consolas" w:cs="Consolas"/>
+          <w:b w:val="0"/>
+          <w:i w:val="0"/>
+          <w:color w:val="1B3F6E"/>
+          <w:sz w:val="21"/>
+        </w:rPr>
+        <w:t>/safe/</w:t>
+      </w:r>
+      <w:r>
+        <w:rPr>
+          <w:rFonts w:ascii="Segoe UI" w:hAnsi="Segoe UI" w:cs="Segoe UI"/>
+          <w:b w:val="0"/>
+          <w:i w:val="0"/>
+          <w:color w:val="1C2B3A"/>
+          <w:sz w:val="22"/>
+        </w:rPr>
+        <w:t xml:space="preserve">). A separate tiny Node reverse proxy — the </w:t>
+      </w:r>
+      <w:r>
+        <w:rPr>
+          <w:rFonts w:ascii="Segoe UI" w:hAnsi="Segoe UI" w:cs="Segoe UI"/>
+          <w:b/>
+          <w:i w:val="0"/>
+          <w:color w:val="1C2B3A"/>
+          <w:sz w:val="22"/>
+        </w:rPr>
+        <w:t>front door</w:t>
+      </w:r>
+      <w:r>
+        <w:rPr>
+          <w:rFonts w:ascii="Segoe UI" w:hAnsi="Segoe UI" w:cs="Segoe UI"/>
+          <w:b w:val="0"/>
+          <w:i w:val="0"/>
+          <w:color w:val="1C2B3A"/>
+          <w:sz w:val="22"/>
+        </w:rPr>
+        <w:t xml:space="preserve"> at apps.p3mai.com (</w:t>
+      </w:r>
+      <w:r>
+        <w:rPr>
+          <w:rFonts w:ascii="Consolas" w:hAnsi="Consolas" w:cs="Consolas"/>
+          <w:b w:val="0"/>
+          <w:i w:val="0"/>
+          <w:color w:val="1B3F6E"/>
+          <w:sz w:val="21"/>
+        </w:rPr>
+        <w:t>apps-gateway</w:t>
+      </w:r>
+      <w:r>
+        <w:rPr>
+          <w:rFonts w:ascii="Segoe UI" w:hAnsi="Segoe UI" w:cs="Segoe UI"/>
+          <w:b w:val="0"/>
+          <w:i w:val="0"/>
+          <w:color w:val="1C2B3A"/>
+          <w:sz w:val="22"/>
+        </w:rPr>
+        <w:t xml:space="preserve"> repo) — strips the leading slug and forwards </w:t>
+      </w:r>
+      <w:r>
+        <w:rPr>
+          <w:rFonts w:ascii="Consolas" w:hAnsi="Consolas" w:cs="Consolas"/>
+          <w:b w:val="0"/>
+          <w:i w:val="0"/>
+          <w:color w:val="1B3F6E"/>
+          <w:sz w:val="21"/>
+        </w:rPr>
+        <w:t>/prince2</w:t>
+      </w:r>
+      <w:r>
+        <w:rPr>
+          <w:rFonts w:ascii="Segoe UI" w:hAnsi="Segoe UI" w:cs="Segoe UI"/>
+          <w:b w:val="0"/>
+          <w:i w:val="0"/>
+          <w:color w:val="1C2B3A"/>
+          <w:sz w:val="22"/>
+        </w:rPr>
+        <w:t xml:space="preserve">, </w:t>
+      </w:r>
+      <w:r>
+        <w:rPr>
+          <w:rFonts w:ascii="Consolas" w:hAnsi="Consolas" w:cs="Consolas"/>
+          <w:b w:val="0"/>
+          <w:i w:val="0"/>
+          <w:color w:val="1B3F6E"/>
+          <w:sz w:val="21"/>
+        </w:rPr>
+        <w:t>/msp</w:t>
+      </w:r>
+      <w:r>
+        <w:rPr>
+          <w:rFonts w:ascii="Segoe UI" w:hAnsi="Segoe UI" w:cs="Segoe UI"/>
+          <w:b w:val="0"/>
+          <w:i w:val="0"/>
+          <w:color w:val="1C2B3A"/>
+          <w:sz w:val="22"/>
+        </w:rPr>
+        <w:t xml:space="preserve"> and </w:t>
+      </w:r>
+      <w:r>
+        <w:rPr>
+          <w:rFonts w:ascii="Consolas" w:hAnsi="Consolas" w:cs="Consolas"/>
+          <w:b w:val="0"/>
+          <w:i w:val="0"/>
+          <w:color w:val="1B3F6E"/>
+          <w:sz w:val="21"/>
+        </w:rPr>
+        <w:t>/safe</w:t>
+      </w:r>
+      <w:r>
+        <w:rPr>
+          <w:rFonts w:ascii="Segoe UI" w:hAnsi="Segoe UI" w:cs="Segoe UI"/>
+          <w:b w:val="0"/>
+          <w:i w:val="0"/>
+          <w:color w:val="1C2B3A"/>
+          <w:sz w:val="22"/>
+        </w:rPr>
+        <w:t xml:space="preserve"> to their respective services, so all three (and the PMO apps) share one public domain.</w:t>
+      </w:r>
+    </w:p>
+    <w:p>
       <w:pPr>
         <w:jc w:val="center"/>
       </w:pPr>
@@ -2540,7 +3056,274 @@
           <w:color w:val="1C2B3A"/>
           <w:sz w:val="22"/>
         </w:rPr>
-        <w:t xml:space="preserve"> connect them. Adding MSP means adding a data file — no schema change.</w:t>
+        <w:t xml:space="preserve"> connect them. Adding MSP or SAFe means adding a data file — no schema change. Each framework row carries a </w:t>
+      </w:r>
+      <w:r>
+        <w:rPr>
+          <w:rFonts w:ascii="Segoe UI" w:hAnsi="Segoe UI" w:cs="Segoe UI"/>
+          <w:b/>
+          <w:i w:val="0"/>
+          <w:color w:val="1C2B3A"/>
+          <w:sz w:val="22"/>
+        </w:rPr>
+        <w:t>`config` JSON</w:t>
+      </w:r>
+      <w:r>
+        <w:rPr>
+          <w:rFonts w:ascii="Segoe UI" w:hAnsi="Segoe UI" w:cs="Segoe UI"/>
+          <w:b w:val="0"/>
+          <w:i w:val="0"/>
+          <w:color w:val="1C2B3A"/>
+          <w:sz w:val="22"/>
+        </w:rPr>
+        <w:t xml:space="preserve"> that makes the whole app generic:</w:t>
+      </w:r>
+    </w:p>
+    <w:p>
+      <w:pPr>
+        <w:pStyle w:val="ListBullet"/>
+      </w:pPr>
+      <w:r>
+        <w:rPr>
+          <w:rFonts w:ascii="Segoe UI" w:hAnsi="Segoe UI" w:cs="Segoe UI"/>
+          <w:b/>
+          <w:i w:val="0"/>
+          <w:color w:val="1C2B3A"/>
+          <w:sz w:val="22"/>
+        </w:rPr>
+        <w:t>types</w:t>
+      </w:r>
+      <w:r>
+        <w:rPr>
+          <w:rFonts w:ascii="Segoe UI" w:hAnsi="Segoe UI" w:cs="Segoe UI"/>
+          <w:b w:val="0"/>
+          <w:i w:val="0"/>
+          <w:color w:val="1C2B3A"/>
+          <w:sz w:val="22"/>
+        </w:rPr>
+        <w:t xml:space="preserve"> — the entity types in order, each with a </w:t>
+      </w:r>
+      <w:r>
+        <w:rPr>
+          <w:rFonts w:ascii="Consolas" w:hAnsi="Consolas" w:cs="Consolas"/>
+          <w:b w:val="0"/>
+          <w:i w:val="0"/>
+          <w:color w:val="1B3F6E"/>
+          <w:sz w:val="21"/>
+        </w:rPr>
+        <w:t>kind</w:t>
+      </w:r>
+      <w:r>
+        <w:rPr>
+          <w:rFonts w:ascii="Segoe UI" w:hAnsi="Segoe UI" w:cs="Segoe UI"/>
+          <w:b w:val="0"/>
+          <w:i w:val="0"/>
+          <w:color w:val="1C2B3A"/>
+          <w:sz w:val="22"/>
+        </w:rPr>
+        <w:t xml:space="preserve"> (container / hub / node), a </w:t>
+      </w:r>
+      <w:r>
+        <w:rPr>
+          <w:rFonts w:ascii="Consolas" w:hAnsi="Consolas" w:cs="Consolas"/>
+          <w:b w:val="0"/>
+          <w:i w:val="0"/>
+          <w:color w:val="1B3F6E"/>
+          <w:sz w:val="21"/>
+        </w:rPr>
+        <w:t>zone</w:t>
+      </w:r>
+      <w:r>
+        <w:rPr>
+          <w:rFonts w:ascii="Segoe UI" w:hAnsi="Segoe UI" w:cs="Segoe UI"/>
+          <w:b w:val="0"/>
+          <w:i w:val="0"/>
+          <w:color w:val="1C2B3A"/>
+          <w:sz w:val="22"/>
+        </w:rPr>
+        <w:t xml:space="preserve"> (where it sits in the Matrix), a colour and an optional </w:t>
+      </w:r>
+      <w:r>
+        <w:rPr>
+          <w:rFonts w:ascii="Consolas" w:hAnsi="Consolas" w:cs="Consolas"/>
+          <w:b w:val="0"/>
+          <w:i w:val="0"/>
+          <w:color w:val="1B3F6E"/>
+          <w:sz w:val="21"/>
+        </w:rPr>
+        <w:t>code_group</w:t>
+      </w:r>
+      <w:r>
+        <w:rPr>
+          <w:rFonts w:ascii="Segoe UI" w:hAnsi="Segoe UI" w:cs="Segoe UI"/>
+          <w:b w:val="0"/>
+          <w:i w:val="0"/>
+          <w:color w:val="1C2B3A"/>
+          <w:sz w:val="22"/>
+        </w:rPr>
+        <w:t>;</w:t>
+      </w:r>
+    </w:p>
+    <w:p>
+      <w:pPr>
+        <w:pStyle w:val="ListBullet"/>
+      </w:pPr>
+      <w:r>
+        <w:rPr>
+          <w:rFonts w:ascii="Segoe UI" w:hAnsi="Segoe UI" w:cs="Segoe UI"/>
+          <w:b/>
+          <w:i w:val="0"/>
+          <w:color w:val="1C2B3A"/>
+          <w:sz w:val="22"/>
+        </w:rPr>
+        <w:t>codes</w:t>
+      </w:r>
+      <w:r>
+        <w:rPr>
+          <w:rFonts w:ascii="Segoe UI" w:hAnsi="Segoe UI" w:cs="Segoe UI"/>
+          <w:b w:val="0"/>
+          <w:i w:val="0"/>
+          <w:color w:val="1C2B3A"/>
+          <w:sz w:val="22"/>
+        </w:rPr>
+        <w:t xml:space="preserve"> — the relationship-code vocabulary, grouped (e.g. a role group and a product/artefact group), so the legend and edge labels are framework-correct;</w:t>
+      </w:r>
+    </w:p>
+    <w:p>
+      <w:pPr>
+        <w:pStyle w:val="ListBullet"/>
+      </w:pPr>
+      <w:r>
+        <w:rPr>
+          <w:rFonts w:ascii="Segoe UI" w:hAnsi="Segoe UI" w:cs="Segoe UI"/>
+          <w:b/>
+          <w:i w:val="0"/>
+          <w:color w:val="1C2B3A"/>
+          <w:sz w:val="22"/>
+        </w:rPr>
+        <w:t>lanes</w:t>
+      </w:r>
+      <w:r>
+        <w:rPr>
+          <w:rFonts w:ascii="Segoe UI" w:hAnsi="Segoe UI" w:cs="Segoe UI"/>
+          <w:b w:val="0"/>
+          <w:i w:val="0"/>
+          <w:color w:val="1C2B3A"/>
+          <w:sz w:val="22"/>
+        </w:rPr>
+        <w:t xml:space="preserve"> / </w:t>
+      </w:r>
+      <w:r>
+        <w:rPr>
+          <w:rFonts w:ascii="Segoe UI" w:hAnsi="Segoe UI" w:cs="Segoe UI"/>
+          <w:b/>
+          <w:i w:val="0"/>
+          <w:color w:val="1C2B3A"/>
+          <w:sz w:val="22"/>
+        </w:rPr>
+        <w:t>phases</w:t>
+      </w:r>
+      <w:r>
+        <w:rPr>
+          <w:rFonts w:ascii="Segoe UI" w:hAnsi="Segoe UI" w:cs="Segoe UI"/>
+          <w:b w:val="0"/>
+          <w:i w:val="0"/>
+          <w:color w:val="1C2B3A"/>
+          <w:sz w:val="22"/>
+        </w:rPr>
+        <w:t xml:space="preserve"> — the timeline swimlanes and the left→right lifecycle columns.</w:t>
+      </w:r>
+    </w:p>
+    <w:p>
+      <w:r>
+        <w:rPr>
+          <w:rFonts w:ascii="Segoe UI" w:hAnsi="Segoe UI" w:cs="Segoe UI"/>
+          <w:b w:val="0"/>
+          <w:i w:val="0"/>
+          <w:color w:val="1C2B3A"/>
+          <w:sz w:val="22"/>
+        </w:rPr>
+        <w:t xml:space="preserve">The graph builder derives *which type is the container and which is the hub* from </w:t>
+      </w:r>
+      <w:r>
+        <w:rPr>
+          <w:rFonts w:ascii="Consolas" w:hAnsi="Consolas" w:cs="Consolas"/>
+          <w:b w:val="0"/>
+          <w:i w:val="0"/>
+          <w:color w:val="1B3F6E"/>
+          <w:sz w:val="21"/>
+        </w:rPr>
+        <w:t>kind</w:t>
+      </w:r>
+      <w:r>
+        <w:rPr>
+          <w:rFonts w:ascii="Segoe UI" w:hAnsi="Segoe UI" w:cs="Segoe UI"/>
+          <w:b w:val="0"/>
+          <w:i w:val="0"/>
+          <w:color w:val="1C2B3A"/>
+          <w:sz w:val="22"/>
+        </w:rPr>
+        <w:t xml:space="preserve"> (not hardcoded names), and the front end derives colours, labels, layouts, legend and Guide content from the same </w:t>
+      </w:r>
+      <w:r>
+        <w:rPr>
+          <w:rFonts w:ascii="Consolas" w:hAnsi="Consolas" w:cs="Consolas"/>
+          <w:b w:val="0"/>
+          <w:i w:val="0"/>
+          <w:color w:val="1B3F6E"/>
+          <w:sz w:val="21"/>
+        </w:rPr>
+        <w:t>config</w:t>
+      </w:r>
+      <w:r>
+        <w:rPr>
+          <w:rFonts w:ascii="Segoe UI" w:hAnsi="Segoe UI" w:cs="Segoe UI"/>
+          <w:b w:val="0"/>
+          <w:i w:val="0"/>
+          <w:color w:val="1C2B3A"/>
+          <w:sz w:val="22"/>
+        </w:rPr>
+        <w:t>. So PRINCE2 (</w:t>
+      </w:r>
+      <w:r>
+        <w:rPr>
+          <w:rFonts w:ascii="Consolas" w:hAnsi="Consolas" w:cs="Consolas"/>
+          <w:b w:val="0"/>
+          <w:i w:val="0"/>
+          <w:color w:val="1B3F6E"/>
+          <w:sz w:val="21"/>
+        </w:rPr>
+        <w:t>process → activity → role/…</w:t>
+      </w:r>
+      <w:r>
+        <w:rPr>
+          <w:rFonts w:ascii="Segoe UI" w:hAnsi="Segoe UI" w:cs="Segoe UI"/>
+          <w:b w:val="0"/>
+          <w:i w:val="0"/>
+          <w:color w:val="1C2B3A"/>
+          <w:sz w:val="22"/>
+        </w:rPr>
+        <w:t>) and SAFe (</w:t>
+      </w:r>
+      <w:r>
+        <w:rPr>
+          <w:rFonts w:ascii="Consolas" w:hAnsi="Consolas" w:cs="Consolas"/>
+          <w:b w:val="0"/>
+          <w:i w:val="0"/>
+          <w:color w:val="1B3F6E"/>
+          <w:sz w:val="21"/>
+        </w:rPr>
+        <w:t>event → activity → role/competency/artifact/principle</w:t>
+      </w:r>
+      <w:r>
+        <w:rPr>
+          <w:rFonts w:ascii="Segoe UI" w:hAnsi="Segoe UI" w:cs="Segoe UI"/>
+          <w:b w:val="0"/>
+          <w:i w:val="0"/>
+          <w:color w:val="1C2B3A"/>
+          <w:sz w:val="22"/>
+        </w:rPr>
+        <w:t>) run on identical code.</w:t>
       </w:r>
     </w:p>
     <w:p>
@@ -2594,7 +3377,7 @@
           <w:color w:val="5B6675"/>
           <w:sz w:val="18"/>
         </w:rPr>
-        <w:t>Figure 2 — Data model: framework → entities → relationships, with entity types and codes.</w:t>
+        <w:t>Figure 2 — Data model: framework → entities → relationships, with per-framework config.</w:t>
       </w:r>
     </w:p>
     <w:p/>
@@ -2693,7 +3476,7 @@
                 <w:color w:val="1C2B3A"/>
                 <w:sz w:val="19"/>
               </w:rPr>
-              <w:t>process | activity | role | practice | approach | product</w:t>
+              <w:t>A key from the framework's config.types — e.g. process/activity/role/practice/approach/product (PRINCE2) or event/activity/role/competency/artifact/principle (SAFe)</w:t>
             </w:r>
           </w:p>
         </w:tc>
@@ -2731,7 +3514,7 @@
                 <w:color w:val="1C2B3A"/>
                 <w:sz w:val="19"/>
               </w:rPr>
-              <w:t>Display name; short code (e.g. SU, DP) where one exists</w:t>
+              <w:t>Display name; short code (e.g. SU, DP; PIP, ITER) where one exists</w:t>
             </w:r>
           </w:p>
         </w:tc>
@@ -2767,7 +3550,7 @@
                 <w:color w:val="1C2B3A"/>
                 <w:sz w:val="19"/>
               </w:rPr>
-              <w:t>Activity → its owning process (null for everything else)</w:t>
+              <w:t>Hub (activity) → its owning container (process / event); null for everything else</w:t>
             </w:r>
           </w:p>
         </w:tc>
@@ -2805,7 +3588,7 @@
                 <w:color w:val="1C2B3A"/>
                 <w:sz w:val="19"/>
               </w:rPr>
-              <w:t>Products only: baseline | log | report</w:t>
+              <w:t>Optional secondary grouping (PRINCE2 products: baseline | log | report)</w:t>
             </w:r>
           </w:p>
         </w:tc>
@@ -2841,7 +3624,7 @@
                 <w:color w:val="1C2B3A"/>
                 <w:sz w:val="19"/>
               </w:rPr>
-              <w:t>confirmed | indicative (activity-level data is a best-effort reconstruction)</w:t>
+              <w:t>confirmed | indicative (the activity breakdown is a best-effort reconstruction)</w:t>
             </w:r>
           </w:p>
         </w:tc>
@@ -2879,7 +3662,7 @@
                 <w:color w:val="1C2B3A"/>
                 <w:sz w:val="19"/>
               </w:rPr>
-              <w:t>Processes: directing | managing | delivering (swimlane)</w:t>
+              <w:t>Container's swimlane, from config.lanes (PRINCE2 directing/managing/delivering; SAFe art/team)</w:t>
             </w:r>
           </w:p>
         </w:tc>
@@ -2915,7 +3698,7 @@
                 <w:color w:val="1C2B3A"/>
                 <w:sz w:val="19"/>
               </w:rPr>
-              <w:t>Processes: pre-project / initiation / delivery / stage-boundary / final / throughout</w:t>
+              <w:t>Container's timeline column, from config.phases (a 'throughout' phase draws as a spanning bar)</w:t>
             </w:r>
           </w:p>
         </w:tc>
@@ -2953,7 +3736,7 @@
                 <w:color w:val="1C2B3A"/>
                 <w:sz w:val="19"/>
               </w:rPr>
-              <w:t>Processes: left→right lifecycle order (SU=1 … CP=7)</w:t>
+              <w:t>Container's left→right order (SU=1 … CP=7; PREP=1 … Inspect &amp; Adapt=7)</w:t>
             </w:r>
           </w:p>
         </w:tc>
@@ -3120,6 +3903,38 @@
         <w:t>6.3  The codes</w:t>
       </w:r>
     </w:p>
+    <w:p>
+      <w:r>
+        <w:rPr>
+          <w:rFonts w:ascii="Segoe UI" w:hAnsi="Segoe UI" w:cs="Segoe UI"/>
+          <w:b w:val="0"/>
+          <w:i w:val="0"/>
+          <w:color w:val="1C2B3A"/>
+          <w:sz w:val="22"/>
+        </w:rPr>
+        <w:t xml:space="preserve">Codes are per-framework (from </w:t>
+      </w:r>
+      <w:r>
+        <w:rPr>
+          <w:rFonts w:ascii="Consolas" w:hAnsi="Consolas" w:cs="Consolas"/>
+          <w:b w:val="0"/>
+          <w:i w:val="0"/>
+          <w:color w:val="1B3F6E"/>
+          <w:sz w:val="21"/>
+        </w:rPr>
+        <w:t>config.codes</w:t>
+      </w:r>
+      <w:r>
+        <w:rPr>
+          <w:rFonts w:ascii="Segoe UI" w:hAnsi="Segoe UI" w:cs="Segoe UI"/>
+          <w:b w:val="0"/>
+          <w:i w:val="0"/>
+          <w:color w:val="1C2B3A"/>
+          <w:sz w:val="22"/>
+        </w:rPr>
+        <w:t>). PRINCE2:</w:t>
+      </w:r>
+    </w:p>
     <w:tbl>
       <w:tblPr>
         <w:tblStyle w:val="TableGrid"/>
@@ -3244,6 +4059,218 @@
       </w:tr>
     </w:tbl>
     <w:p/>
+    <w:p>
+      <w:r>
+        <w:rPr>
+          <w:rFonts w:ascii="Segoe UI" w:hAnsi="Segoe UI" w:cs="Segoe UI"/>
+          <w:b w:val="0"/>
+          <w:i w:val="0"/>
+          <w:color w:val="1C2B3A"/>
+          <w:sz w:val="22"/>
+        </w:rPr>
+        <w:t xml:space="preserve">SAFe uses its own vocabulary — roles: </w:t>
+      </w:r>
+      <w:r>
+        <w:rPr>
+          <w:rFonts w:ascii="Segoe UI" w:hAnsi="Segoe UI" w:cs="Segoe UI"/>
+          <w:b/>
+          <w:i w:val="0"/>
+          <w:color w:val="1C2B3A"/>
+          <w:sz w:val="22"/>
+        </w:rPr>
+        <w:t>F</w:t>
+      </w:r>
+      <w:r>
+        <w:rPr>
+          <w:rFonts w:ascii="Segoe UI" w:hAnsi="Segoe UI" w:cs="Segoe UI"/>
+          <w:b w:val="0"/>
+          <w:i w:val="0"/>
+          <w:color w:val="1C2B3A"/>
+          <w:sz w:val="22"/>
+        </w:rPr>
+        <w:t xml:space="preserve"> Facilitates · </w:t>
+      </w:r>
+      <w:r>
+        <w:rPr>
+          <w:rFonts w:ascii="Segoe UI" w:hAnsi="Segoe UI" w:cs="Segoe UI"/>
+          <w:b/>
+          <w:i w:val="0"/>
+          <w:color w:val="1C2B3A"/>
+          <w:sz w:val="22"/>
+        </w:rPr>
+        <w:t>A</w:t>
+      </w:r>
+      <w:r>
+        <w:rPr>
+          <w:rFonts w:ascii="Segoe UI" w:hAnsi="Segoe UI" w:cs="Segoe UI"/>
+          <w:b w:val="0"/>
+          <w:i w:val="0"/>
+          <w:color w:val="1C2B3A"/>
+          <w:sz w:val="22"/>
+        </w:rPr>
+        <w:t xml:space="preserve"> Accountable · </w:t>
+      </w:r>
+      <w:r>
+        <w:rPr>
+          <w:rFonts w:ascii="Segoe UI" w:hAnsi="Segoe UI" w:cs="Segoe UI"/>
+          <w:b/>
+          <w:i w:val="0"/>
+          <w:color w:val="1C2B3A"/>
+          <w:sz w:val="22"/>
+        </w:rPr>
+        <w:t>P</w:t>
+      </w:r>
+      <w:r>
+        <w:rPr>
+          <w:rFonts w:ascii="Segoe UI" w:hAnsi="Segoe UI" w:cs="Segoe UI"/>
+          <w:b w:val="0"/>
+          <w:i w:val="0"/>
+          <w:color w:val="1C2B3A"/>
+          <w:sz w:val="22"/>
+        </w:rPr>
+        <w:t xml:space="preserve"> Participates · </w:t>
+      </w:r>
+      <w:r>
+        <w:rPr>
+          <w:rFonts w:ascii="Segoe UI" w:hAnsi="Segoe UI" w:cs="Segoe UI"/>
+          <w:b/>
+          <w:i w:val="0"/>
+          <w:color w:val="1C2B3A"/>
+          <w:sz w:val="22"/>
+        </w:rPr>
+        <w:t>I</w:t>
+      </w:r>
+      <w:r>
+        <w:rPr>
+          <w:rFonts w:ascii="Segoe UI" w:hAnsi="Segoe UI" w:cs="Segoe UI"/>
+          <w:b w:val="0"/>
+          <w:i w:val="0"/>
+          <w:color w:val="1C2B3A"/>
+          <w:sz w:val="22"/>
+        </w:rPr>
+        <w:t xml:space="preserve"> Informed; artefacts: </w:t>
+      </w:r>
+      <w:r>
+        <w:rPr>
+          <w:rFonts w:ascii="Segoe UI" w:hAnsi="Segoe UI" w:cs="Segoe UI"/>
+          <w:b/>
+          <w:i w:val="0"/>
+          <w:color w:val="1C2B3A"/>
+          <w:sz w:val="22"/>
+        </w:rPr>
+        <w:t>I</w:t>
+      </w:r>
+      <w:r>
+        <w:rPr>
+          <w:rFonts w:ascii="Segoe UI" w:hAnsi="Segoe UI" w:cs="Segoe UI"/>
+          <w:b w:val="0"/>
+          <w:i w:val="0"/>
+          <w:color w:val="1C2B3A"/>
+          <w:sz w:val="22"/>
+        </w:rPr>
+        <w:t xml:space="preserve"> Input · </w:t>
+      </w:r>
+      <w:r>
+        <w:rPr>
+          <w:rFonts w:ascii="Segoe UI" w:hAnsi="Segoe UI" w:cs="Segoe UI"/>
+          <w:b/>
+          <w:i w:val="0"/>
+          <w:color w:val="1C2B3A"/>
+          <w:sz w:val="22"/>
+        </w:rPr>
+        <w:t>C</w:t>
+      </w:r>
+      <w:r>
+        <w:rPr>
+          <w:rFonts w:ascii="Segoe UI" w:hAnsi="Segoe UI" w:cs="Segoe UI"/>
+          <w:b w:val="0"/>
+          <w:i w:val="0"/>
+          <w:color w:val="1C2B3A"/>
+          <w:sz w:val="22"/>
+        </w:rPr>
+        <w:t xml:space="preserve"> Created · </w:t>
+      </w:r>
+      <w:r>
+        <w:rPr>
+          <w:rFonts w:ascii="Segoe UI" w:hAnsi="Segoe UI" w:cs="Segoe UI"/>
+          <w:b/>
+          <w:i w:val="0"/>
+          <w:color w:val="1C2B3A"/>
+          <w:sz w:val="22"/>
+        </w:rPr>
+        <w:t>U</w:t>
+      </w:r>
+      <w:r>
+        <w:rPr>
+          <w:rFonts w:ascii="Segoe UI" w:hAnsi="Segoe UI" w:cs="Segoe UI"/>
+          <w:b w:val="0"/>
+          <w:i w:val="0"/>
+          <w:color w:val="1C2B3A"/>
+          <w:sz w:val="22"/>
+        </w:rPr>
+        <w:t xml:space="preserve"> Updated · </w:t>
+      </w:r>
+      <w:r>
+        <w:rPr>
+          <w:rFonts w:ascii="Segoe UI" w:hAnsi="Segoe UI" w:cs="Segoe UI"/>
+          <w:b/>
+          <w:i w:val="0"/>
+          <w:color w:val="1C2B3A"/>
+          <w:sz w:val="22"/>
+        </w:rPr>
+        <w:t>R</w:t>
+      </w:r>
+      <w:r>
+        <w:rPr>
+          <w:rFonts w:ascii="Segoe UI" w:hAnsi="Segoe UI" w:cs="Segoe UI"/>
+          <w:b w:val="0"/>
+          <w:i w:val="0"/>
+          <w:color w:val="1C2B3A"/>
+          <w:sz w:val="22"/>
+        </w:rPr>
+        <w:t xml:space="preserve"> Reviewed · </w:t>
+      </w:r>
+      <w:r>
+        <w:rPr>
+          <w:rFonts w:ascii="Segoe UI" w:hAnsi="Segoe UI" w:cs="Segoe UI"/>
+          <w:b/>
+          <w:i w:val="0"/>
+          <w:color w:val="1C2B3A"/>
+          <w:sz w:val="22"/>
+        </w:rPr>
+        <w:t>E</w:t>
+      </w:r>
+      <w:r>
+        <w:rPr>
+          <w:rFonts w:ascii="Segoe UI" w:hAnsi="Segoe UI" w:cs="Segoe UI"/>
+          <w:b w:val="0"/>
+          <w:i w:val="0"/>
+          <w:color w:val="1C2B3A"/>
+          <w:sz w:val="22"/>
+        </w:rPr>
+        <w:t xml:space="preserve"> Elaborated; competencies and principles each link with a single </w:t>
+      </w:r>
+      <w:r>
+        <w:rPr>
+          <w:rFonts w:ascii="Segoe UI" w:hAnsi="Segoe UI" w:cs="Segoe UI"/>
+          <w:b/>
+          <w:i w:val="0"/>
+          <w:color w:val="1C2B3A"/>
+          <w:sz w:val="22"/>
+        </w:rPr>
+        <w:t>E</w:t>
+      </w:r>
+      <w:r>
+        <w:rPr>
+          <w:rFonts w:ascii="Segoe UI" w:hAnsi="Segoe UI" w:cs="Segoe UI"/>
+          <w:b w:val="0"/>
+          <w:i w:val="0"/>
+          <w:color w:val="1C2B3A"/>
+          <w:sz w:val="22"/>
+        </w:rPr>
+        <w:t xml:space="preserve"> (Exercised / Embodies). MSP uses C/P/N for roles and themes and CO/CR/RF/RV/UP/IM for products. Unknown codes are auto-assigned a legend colour, so any framework's codes render correctly with no code change.</w:t>
+      </w:r>
+    </w:p>
     <w:tbl>
       <w:tblPr>
         <w:tblW w:type="auto" w:w="0"/>
@@ -4844,7 +5871,7 @@
           <w:color w:val="1C2B3A"/>
           <w:sz w:val="22"/>
         </w:rPr>
-        <w:t>The PRINCE2 dataset (</w:t>
+        <w:t xml:space="preserve">Each framework is a bundled JSON in </w:t>
       </w:r>
       <w:r>
         <w:rPr>
@@ -4854,7 +5881,7 @@
           <w:color w:val="1B3F6E"/>
           <w:sz w:val="21"/>
         </w:rPr>
-        <w:t>app/seed_data/prince2-7.json</w:t>
+        <w:t>app/seed_data/</w:t>
       </w:r>
       <w:r>
         <w:rPr>
@@ -4864,7 +5891,7 @@
           <w:color w:val="1C2B3A"/>
           <w:sz w:val="22"/>
         </w:rPr>
-        <w:t xml:space="preserve">, 91 entities / 206 relationships) was generated from the PRINCE2/MSP cross-reference spreadsheet by </w:t>
+        <w:t xml:space="preserve">, produced by a script in </w:t>
       </w:r>
       <w:r>
         <w:rPr>
@@ -4874,7 +5901,7 @@
           <w:color w:val="1B3F6E"/>
           <w:sz w:val="21"/>
         </w:rPr>
-        <w:t>backend/scripts/extract_prince2.py</w:t>
+        <w:t>backend/scripts/</w:t>
       </w:r>
       <w:r>
         <w:rPr>
@@ -4884,29 +5911,311 @@
           <w:color w:val="1C2B3A"/>
           <w:sz w:val="22"/>
         </w:rPr>
-        <w:t xml:space="preserve">. Manual corrections not present in the source spreadsheet live in a </w:t>
-      </w:r>
-      <w:r>
-        <w:rPr>
-          <w:rFonts w:ascii="Consolas" w:hAnsi="Consolas" w:cs="Consolas"/>
-          <w:b w:val="0"/>
-          <w:i w:val="0"/>
-          <w:color w:val="1B3F6E"/>
-          <w:sz w:val="21"/>
-        </w:rPr>
-        <w:t>CORRECTIONS</w:t>
-      </w:r>
-      <w:r>
-        <w:rPr>
-          <w:rFonts w:ascii="Segoe UI" w:hAnsi="Segoe UI" w:cs="Segoe UI"/>
-          <w:b w:val="0"/>
-          <w:i w:val="0"/>
-          <w:color w:val="1C2B3A"/>
-          <w:sz w:val="22"/>
-        </w:rPr>
-        <w:t xml:space="preserve"> list in that extractor, so they survive regeneration.</w:t>
+        <w:t xml:space="preserve"> so an SME can regenerate and extend it:</w:t>
       </w:r>
     </w:p>
+    <w:tbl>
+      <w:tblPr>
+        <w:tblStyle w:val="TableGrid"/>
+        <w:tblW w:type="auto" w:w="0"/>
+        <w:tblLook w:firstColumn="1" w:firstRow="1" w:lastColumn="0" w:lastRow="0" w:noHBand="0" w:noVBand="1" w:val="04A0"/>
+      </w:tblPr>
+      <w:tblGrid>
+        <w:gridCol w:w="2353"/>
+        <w:gridCol w:w="2353"/>
+        <w:gridCol w:w="2353"/>
+        <w:gridCol w:w="2353"/>
+      </w:tblGrid>
+      <w:tr>
+        <w:tc>
+          <w:tcPr>
+            <w:tcW w:type="dxa" w:w="1928"/>
+            <w:shd w:val="clear" w:fill="0B2545"/>
+          </w:tcPr>
+          <w:p>
+            <w:r>
+              <w:rPr>
+                <w:rFonts w:ascii="Segoe UI Semibold" w:hAnsi="Segoe UI Semibold" w:cs="Segoe UI Semibold"/>
+                <w:b/>
+                <w:i w:val="0"/>
+                <w:color w:val="FFFFFF"/>
+                <w:sz w:val="20"/>
+              </w:rPr>
+              <w:t>Framework</w:t>
+            </w:r>
+          </w:p>
+        </w:tc>
+        <w:tc>
+          <w:tcPr>
+            <w:tcW w:type="dxa" w:w="2041"/>
+            <w:shd w:val="clear" w:fill="0B2545"/>
+          </w:tcPr>
+          <w:p>
+            <w:r>
+              <w:rPr>
+                <w:rFonts w:ascii="Segoe UI Semibold" w:hAnsi="Segoe UI Semibold" w:cs="Segoe UI Semibold"/>
+                <w:b/>
+                <w:i w:val="0"/>
+                <w:color w:val="FFFFFF"/>
+                <w:sz w:val="20"/>
+              </w:rPr>
+              <w:t>Seed file</w:t>
+            </w:r>
+          </w:p>
+        </w:tc>
+        <w:tc>
+          <w:tcPr>
+            <w:tcW w:type="dxa" w:w="3685"/>
+            <w:shd w:val="clear" w:fill="0B2545"/>
+          </w:tcPr>
+          <w:p>
+            <w:r>
+              <w:rPr>
+                <w:rFonts w:ascii="Segoe UI Semibold" w:hAnsi="Segoe UI Semibold" w:cs="Segoe UI Semibold"/>
+                <w:b/>
+                <w:i w:val="0"/>
+                <w:color w:val="FFFFFF"/>
+                <w:sz w:val="20"/>
+              </w:rPr>
+              <w:t>Built by</w:t>
+            </w:r>
+          </w:p>
+        </w:tc>
+        <w:tc>
+          <w:tcPr>
+            <w:tcW w:type="dxa" w:w="1134"/>
+            <w:shd w:val="clear" w:fill="0B2545"/>
+          </w:tcPr>
+          <w:p>
+            <w:r>
+              <w:rPr>
+                <w:rFonts w:ascii="Segoe UI Semibold" w:hAnsi="Segoe UI Semibold" w:cs="Segoe UI Semibold"/>
+                <w:b/>
+                <w:i w:val="0"/>
+                <w:color w:val="FFFFFF"/>
+                <w:sz w:val="20"/>
+              </w:rPr>
+              <w:t>Size</w:t>
+            </w:r>
+          </w:p>
+        </w:tc>
+      </w:tr>
+      <w:tr>
+        <w:tc>
+          <w:tcPr>
+            <w:tcW w:type="dxa" w:w="1928"/>
+          </w:tcPr>
+          <w:p>
+            <w:r>
+              <w:rPr>
+                <w:rFonts w:ascii="Segoe UI" w:hAnsi="Segoe UI" w:cs="Segoe UI"/>
+                <w:b w:val="0"/>
+                <w:i w:val="0"/>
+                <w:color w:val="1C2B3A"/>
+                <w:sz w:val="19"/>
+              </w:rPr>
+              <w:t>PRINCE2 7</w:t>
+            </w:r>
+          </w:p>
+        </w:tc>
+        <w:tc>
+          <w:tcPr>
+            <w:tcW w:type="dxa" w:w="2041"/>
+          </w:tcPr>
+          <w:p>
+            <w:r>
+              <w:rPr>
+                <w:rFonts w:ascii="Segoe UI" w:hAnsi="Segoe UI" w:cs="Segoe UI"/>
+                <w:b w:val="0"/>
+                <w:i w:val="0"/>
+                <w:color w:val="1C2B3A"/>
+                <w:sz w:val="19"/>
+              </w:rPr>
+              <w:t>prince2-7.json</w:t>
+            </w:r>
+          </w:p>
+        </w:tc>
+        <w:tc>
+          <w:tcPr>
+            <w:tcW w:type="dxa" w:w="3685"/>
+          </w:tcPr>
+          <w:p>
+            <w:r>
+              <w:rPr>
+                <w:rFonts w:ascii="Segoe UI" w:hAnsi="Segoe UI" w:cs="Segoe UI"/>
+                <w:b w:val="0"/>
+                <w:i w:val="0"/>
+                <w:color w:val="1C2B3A"/>
+                <w:sz w:val="19"/>
+              </w:rPr>
+              <w:t>extract_prince2.py (from the cross-reference spreadsheet; a CORRECTIONS list survives regeneration)</w:t>
+            </w:r>
+          </w:p>
+        </w:tc>
+        <w:tc>
+          <w:tcPr>
+            <w:tcW w:type="dxa" w:w="1134"/>
+          </w:tcPr>
+          <w:p>
+            <w:r>
+              <w:rPr>
+                <w:rFonts w:ascii="Segoe UI" w:hAnsi="Segoe UI" w:cs="Segoe UI"/>
+                <w:b w:val="0"/>
+                <w:i w:val="0"/>
+                <w:color w:val="1C2B3A"/>
+                <w:sz w:val="19"/>
+              </w:rPr>
+              <w:t>91 / 206</w:t>
+            </w:r>
+          </w:p>
+        </w:tc>
+      </w:tr>
+      <w:tr>
+        <w:tc>
+          <w:tcPr>
+            <w:tcW w:type="dxa" w:w="1928"/>
+            <w:shd w:val="clear" w:fill="F3F6FA"/>
+          </w:tcPr>
+          <w:p>
+            <w:r>
+              <w:rPr>
+                <w:rFonts w:ascii="Segoe UI" w:hAnsi="Segoe UI" w:cs="Segoe UI"/>
+                <w:b w:val="0"/>
+                <w:i w:val="0"/>
+                <w:color w:val="1C2B3A"/>
+                <w:sz w:val="19"/>
+              </w:rPr>
+              <w:t>MSP 5th ed</w:t>
+            </w:r>
+          </w:p>
+        </w:tc>
+        <w:tc>
+          <w:tcPr>
+            <w:tcW w:type="dxa" w:w="2041"/>
+            <w:shd w:val="clear" w:fill="F3F6FA"/>
+          </w:tcPr>
+          <w:p>
+            <w:r>
+              <w:rPr>
+                <w:rFonts w:ascii="Segoe UI" w:hAnsi="Segoe UI" w:cs="Segoe UI"/>
+                <w:b w:val="0"/>
+                <w:i w:val="0"/>
+                <w:color w:val="1C2B3A"/>
+                <w:sz w:val="19"/>
+              </w:rPr>
+              <w:t>msp-5.json</w:t>
+            </w:r>
+          </w:p>
+        </w:tc>
+        <w:tc>
+          <w:tcPr>
+            <w:tcW w:type="dxa" w:w="3685"/>
+            <w:shd w:val="clear" w:fill="F3F6FA"/>
+          </w:tcPr>
+          <w:p>
+            <w:r>
+              <w:rPr>
+                <w:rFonts w:ascii="Segoe UI" w:hAnsi="Segoe UI" w:cs="Segoe UI"/>
+                <w:b w:val="0"/>
+                <w:i w:val="0"/>
+                <w:color w:val="1C2B3A"/>
+                <w:sz w:val="19"/>
+              </w:rPr>
+              <w:t>build_msp.py (inline data)</w:t>
+            </w:r>
+          </w:p>
+        </w:tc>
+        <w:tc>
+          <w:tcPr>
+            <w:tcW w:type="dxa" w:w="1134"/>
+            <w:shd w:val="clear" w:fill="F3F6FA"/>
+          </w:tcPr>
+          <w:p>
+            <w:r>
+              <w:rPr>
+                <w:rFonts w:ascii="Segoe UI" w:hAnsi="Segoe UI" w:cs="Segoe UI"/>
+                <w:b w:val="0"/>
+                <w:i w:val="0"/>
+                <w:color w:val="1C2B3A"/>
+                <w:sz w:val="19"/>
+              </w:rPr>
+              <w:t>67 / 172</w:t>
+            </w:r>
+          </w:p>
+        </w:tc>
+      </w:tr>
+      <w:tr>
+        <w:tc>
+          <w:tcPr>
+            <w:tcW w:type="dxa" w:w="1928"/>
+          </w:tcPr>
+          <w:p>
+            <w:r>
+              <w:rPr>
+                <w:rFonts w:ascii="Segoe UI" w:hAnsi="Segoe UI" w:cs="Segoe UI"/>
+                <w:b w:val="0"/>
+                <w:i w:val="0"/>
+                <w:color w:val="1C2B3A"/>
+                <w:sz w:val="19"/>
+              </w:rPr>
+              <w:t>SAFe 6.0 Essential</w:t>
+            </w:r>
+          </w:p>
+        </w:tc>
+        <w:tc>
+          <w:tcPr>
+            <w:tcW w:type="dxa" w:w="2041"/>
+          </w:tcPr>
+          <w:p>
+            <w:r>
+              <w:rPr>
+                <w:rFonts w:ascii="Segoe UI" w:hAnsi="Segoe UI" w:cs="Segoe UI"/>
+                <w:b w:val="0"/>
+                <w:i w:val="0"/>
+                <w:color w:val="1C2B3A"/>
+                <w:sz w:val="19"/>
+              </w:rPr>
+              <w:t>safe-essential.json</w:t>
+            </w:r>
+          </w:p>
+        </w:tc>
+        <w:tc>
+          <w:tcPr>
+            <w:tcW w:type="dxa" w:w="3685"/>
+          </w:tcPr>
+          <w:p>
+            <w:r>
+              <w:rPr>
+                <w:rFonts w:ascii="Segoe UI" w:hAnsi="Segoe UI" w:cs="Segoe UI"/>
+                <w:b w:val="0"/>
+                <w:i w:val="0"/>
+                <w:color w:val="1C2B3A"/>
+                <w:sz w:val="19"/>
+              </w:rPr>
+              <w:t>build_safe.py (inline data)</w:t>
+            </w:r>
+          </w:p>
+        </w:tc>
+        <w:tc>
+          <w:tcPr>
+            <w:tcW w:type="dxa" w:w="1134"/>
+          </w:tcPr>
+          <w:p>
+            <w:r>
+              <w:rPr>
+                <w:rFonts w:ascii="Segoe UI" w:hAnsi="Segoe UI" w:cs="Segoe UI"/>
+                <w:b w:val="0"/>
+                <w:i w:val="0"/>
+                <w:color w:val="1C2B3A"/>
+                <w:sz w:val="19"/>
+              </w:rPr>
+              <w:t>73 / 204</w:t>
+            </w:r>
+          </w:p>
+        </w:tc>
+      </w:tr>
+    </w:tbl>
+    <w:p/>
     <w:tbl>
       <w:tblPr>
         <w:tblW w:type="auto" w:w="0"/>
@@ -4945,7 +6254,27 @@
                 <w:color w:val="1C2B3A"/>
                 <w:sz w:val="20"/>
               </w:rPr>
-              <w:t xml:space="preserve">Process, role, practice, approach and product </w:t>
+              <w:t xml:space="preserve">Across all three frameworks, the framework </w:t>
+            </w:r>
+            <w:r>
+              <w:rPr>
+                <w:rFonts w:ascii="Segoe UI" w:hAnsi="Segoe UI" w:cs="Segoe UI"/>
+                <w:b/>
+                <w:i w:val="0"/>
+                <w:color w:val="1C2B3A"/>
+                <w:sz w:val="20"/>
+              </w:rPr>
+              <w:t>vocabulary</w:t>
+            </w:r>
+            <w:r>
+              <w:rPr>
+                <w:rFonts w:ascii="Segoe UI" w:hAnsi="Segoe UI" w:cs="Segoe UI"/>
+                <w:b w:val="0"/>
+                <w:i w:val="0"/>
+                <w:color w:val="1C2B3A"/>
+                <w:sz w:val="20"/>
+              </w:rPr>
+              <w:t xml:space="preserve"> (process/event, role, practice/competency, product/artefact, principle </w:t>
             </w:r>
             <w:r>
               <w:rPr>
@@ -4965,7 +6294,27 @@
                 <w:color w:val="1C2B3A"/>
                 <w:sz w:val="20"/>
               </w:rPr>
-              <w:t xml:space="preserve"> are corroborated from public sources and marked *confirmed*. The 41 activities and their codes are a best-effort reconstruction (prince2.wiki, CC-BY 4.0) and are marked *indicative* (shown with a dashed ring). SME-verify against the licensed PRINCE2 manual before any formal use.</w:t>
+              <w:t xml:space="preserve">) is corroborated from public sources and marked *confirmed*. The </w:t>
+            </w:r>
+            <w:r>
+              <w:rPr>
+                <w:rFonts w:ascii="Segoe UI" w:hAnsi="Segoe UI" w:cs="Segoe UI"/>
+                <w:b/>
+                <w:i w:val="0"/>
+                <w:color w:val="1C2B3A"/>
+                <w:sz w:val="20"/>
+              </w:rPr>
+              <w:t>activity breakdown and every cross-reference mark</w:t>
+            </w:r>
+            <w:r>
+              <w:rPr>
+                <w:rFonts w:ascii="Segoe UI" w:hAnsi="Segoe UI" w:cs="Segoe UI"/>
+                <w:b w:val="0"/>
+                <w:i w:val="0"/>
+                <w:color w:val="1C2B3A"/>
+                <w:sz w:val="20"/>
+              </w:rPr>
+              <w:t xml:space="preserve"> are a best-effort reconstruction, marked *indicative* (shown with a dashed ring). SME-verify against the licensed manual / body of knowledge before any formal use. SAFe® is a trademark of Scaled Agile, Inc.; the map is an independent reference tool, not affiliated with or endorsed by Scaled Agile, Inc.</w:t>
             </w:r>
           </w:p>
         </w:tc>
@@ -5150,7 +6499,27 @@
           <w:color w:val="1C2B3A"/>
           <w:sz w:val="22"/>
         </w:rPr>
-        <w:t xml:space="preserve">): a Docker web service, Starter plan, Oregon region, health check </w:t>
+        <w:t xml:space="preserve">) that defines </w:t>
+      </w:r>
+      <w:r>
+        <w:rPr>
+          <w:rFonts w:ascii="Segoe UI" w:hAnsi="Segoe UI" w:cs="Segoe UI"/>
+          <w:b/>
+          <w:i w:val="0"/>
+          <w:color w:val="1C2B3A"/>
+          <w:sz w:val="22"/>
+        </w:rPr>
+        <w:t>one service per framework</w:t>
+      </w:r>
+      <w:r>
+        <w:rPr>
+          <w:rFonts w:ascii="Segoe UI" w:hAnsi="Segoe UI" w:cs="Segoe UI"/>
+          <w:b w:val="0"/>
+          <w:i w:val="0"/>
+          <w:color w:val="1C2B3A"/>
+          <w:sz w:val="22"/>
+        </w:rPr>
+        <w:t xml:space="preserve"> from the same Docker image — each a Starter-plan web service, Oregon region, health check </w:t>
       </w:r>
       <w:r>
         <w:rPr>
@@ -5190,7 +6559,47 @@
           <w:color w:val="1C2B3A"/>
           <w:sz w:val="22"/>
         </w:rPr>
-        <w:t xml:space="preserve"> as a dashboard secret. Pushing to the </w:t>
+        <w:t xml:space="preserve"> as a dashboard secret, differing only in </w:t>
+      </w:r>
+      <w:r>
+        <w:rPr>
+          <w:rFonts w:ascii="Consolas" w:hAnsi="Consolas" w:cs="Consolas"/>
+          <w:b w:val="0"/>
+          <w:i w:val="0"/>
+          <w:color w:val="1B3F6E"/>
+          <w:sz w:val="21"/>
+        </w:rPr>
+        <w:t>FRAMEWORK_KEY</w:t>
+      </w:r>
+      <w:r>
+        <w:rPr>
+          <w:rFonts w:ascii="Segoe UI" w:hAnsi="Segoe UI" w:cs="Segoe UI"/>
+          <w:b w:val="0"/>
+          <w:i w:val="0"/>
+          <w:color w:val="1C2B3A"/>
+          <w:sz w:val="22"/>
+        </w:rPr>
+        <w:t xml:space="preserve"> and </w:t>
+      </w:r>
+      <w:r>
+        <w:rPr>
+          <w:rFonts w:ascii="Consolas" w:hAnsi="Consolas" w:cs="Consolas"/>
+          <w:b w:val="0"/>
+          <w:i w:val="0"/>
+          <w:color w:val="1B3F6E"/>
+          <w:sz w:val="21"/>
+        </w:rPr>
+        <w:t>APP_BASE</w:t>
+      </w:r>
+      <w:r>
+        <w:rPr>
+          <w:rFonts w:ascii="Segoe UI" w:hAnsi="Segoe UI" w:cs="Segoe UI"/>
+          <w:b w:val="0"/>
+          <w:i w:val="0"/>
+          <w:color w:val="1C2B3A"/>
+          <w:sz w:val="22"/>
+        </w:rPr>
+        <w:t xml:space="preserve">. Pushing to the </w:t>
       </w:r>
       <w:r>
         <w:rPr>
@@ -5210,9 +6619,311 @@
           <w:color w:val="1C2B3A"/>
           <w:sz w:val="22"/>
         </w:rPr>
-        <w:t xml:space="preserve"> branch of the GitHub repo auto-deploys. The database re-seeds on every boot, so a fresh or restarted container comes up populated.</w:t>
+        <w:t xml:space="preserve"> branch auto-deploys. The database re-seeds on every boot, so a fresh or restarted container comes up populated.</w:t>
       </w:r>
     </w:p>
+    <w:tbl>
+      <w:tblPr>
+        <w:tblStyle w:val="TableGrid"/>
+        <w:tblW w:type="auto" w:w="0"/>
+        <w:tblLook w:firstColumn="1" w:firstRow="1" w:lastColumn="0" w:lastRow="0" w:noHBand="0" w:noVBand="1" w:val="04A0"/>
+      </w:tblPr>
+      <w:tblGrid>
+        <w:gridCol w:w="2353"/>
+        <w:gridCol w:w="2353"/>
+        <w:gridCol w:w="2353"/>
+        <w:gridCol w:w="2353"/>
+      </w:tblGrid>
+      <w:tr>
+        <w:tc>
+          <w:tcPr>
+            <w:tcW w:type="dxa" w:w="2041"/>
+            <w:shd w:val="clear" w:fill="0B2545"/>
+          </w:tcPr>
+          <w:p>
+            <w:r>
+              <w:rPr>
+                <w:rFonts w:ascii="Segoe UI Semibold" w:hAnsi="Segoe UI Semibold" w:cs="Segoe UI Semibold"/>
+                <w:b/>
+                <w:i w:val="0"/>
+                <w:color w:val="FFFFFF"/>
+                <w:sz w:val="20"/>
+              </w:rPr>
+              <w:t>Service</w:t>
+            </w:r>
+          </w:p>
+        </w:tc>
+        <w:tc>
+          <w:tcPr>
+            <w:tcW w:type="dxa" w:w="1814"/>
+            <w:shd w:val="clear" w:fill="0B2545"/>
+          </w:tcPr>
+          <w:p>
+            <w:r>
+              <w:rPr>
+                <w:rFonts w:ascii="Segoe UI Semibold" w:hAnsi="Segoe UI Semibold" w:cs="Segoe UI Semibold"/>
+                <w:b/>
+                <w:i w:val="0"/>
+                <w:color w:val="FFFFFF"/>
+                <w:sz w:val="20"/>
+              </w:rPr>
+              <w:t>Framework</w:t>
+            </w:r>
+          </w:p>
+        </w:tc>
+        <w:tc>
+          <w:tcPr>
+            <w:tcW w:type="dxa" w:w="1361"/>
+            <w:shd w:val="clear" w:fill="0B2545"/>
+          </w:tcPr>
+          <w:p>
+            <w:r>
+              <w:rPr>
+                <w:rFonts w:ascii="Segoe UI Semibold" w:hAnsi="Segoe UI Semibold" w:cs="Segoe UI Semibold"/>
+                <w:b/>
+                <w:i w:val="0"/>
+                <w:color w:val="FFFFFF"/>
+                <w:sz w:val="20"/>
+              </w:rPr>
+              <w:t>APP_BASE</w:t>
+            </w:r>
+          </w:p>
+        </w:tc>
+        <w:tc>
+          <w:tcPr>
+            <w:tcW w:type="dxa" w:w="3572"/>
+            <w:shd w:val="clear" w:fill="0B2545"/>
+          </w:tcPr>
+          <w:p>
+            <w:r>
+              <w:rPr>
+                <w:rFonts w:ascii="Segoe UI Semibold" w:hAnsi="Segoe UI Semibold" w:cs="Segoe UI Semibold"/>
+                <w:b/>
+                <w:i w:val="0"/>
+                <w:color w:val="FFFFFF"/>
+                <w:sz w:val="20"/>
+              </w:rPr>
+              <w:t>Front-door route</w:t>
+            </w:r>
+          </w:p>
+        </w:tc>
+      </w:tr>
+      <w:tr>
+        <w:tc>
+          <w:tcPr>
+            <w:tcW w:type="dxa" w:w="2041"/>
+          </w:tcPr>
+          <w:p>
+            <w:r>
+              <w:rPr>
+                <w:rFonts w:ascii="Segoe UI" w:hAnsi="Segoe UI" w:cs="Segoe UI"/>
+                <w:b w:val="0"/>
+                <w:i w:val="0"/>
+                <w:color w:val="1C2B3A"/>
+                <w:sz w:val="19"/>
+              </w:rPr>
+              <w:t>method-map</w:t>
+            </w:r>
+          </w:p>
+        </w:tc>
+        <w:tc>
+          <w:tcPr>
+            <w:tcW w:type="dxa" w:w="1814"/>
+          </w:tcPr>
+          <w:p>
+            <w:r>
+              <w:rPr>
+                <w:rFonts w:ascii="Segoe UI" w:hAnsi="Segoe UI" w:cs="Segoe UI"/>
+                <w:b w:val="0"/>
+                <w:i w:val="0"/>
+                <w:color w:val="1C2B3A"/>
+                <w:sz w:val="19"/>
+              </w:rPr>
+              <w:t>prince2-7</w:t>
+            </w:r>
+          </w:p>
+        </w:tc>
+        <w:tc>
+          <w:tcPr>
+            <w:tcW w:type="dxa" w:w="1361"/>
+          </w:tcPr>
+          <w:p>
+            <w:r>
+              <w:rPr>
+                <w:rFonts w:ascii="Segoe UI" w:hAnsi="Segoe UI" w:cs="Segoe UI"/>
+                <w:b w:val="0"/>
+                <w:i w:val="0"/>
+                <w:color w:val="1C2B3A"/>
+                <w:sz w:val="19"/>
+              </w:rPr>
+              <w:t>/prince2/</w:t>
+            </w:r>
+          </w:p>
+        </w:tc>
+        <w:tc>
+          <w:tcPr>
+            <w:tcW w:type="dxa" w:w="3572"/>
+          </w:tcPr>
+          <w:p>
+            <w:r>
+              <w:rPr>
+                <w:rFonts w:ascii="Segoe UI" w:hAnsi="Segoe UI" w:cs="Segoe UI"/>
+                <w:b w:val="0"/>
+                <w:i w:val="0"/>
+                <w:color w:val="1C2B3A"/>
+                <w:sz w:val="19"/>
+              </w:rPr>
+              <w:t>apps.p3mai.com/prince2</w:t>
+            </w:r>
+          </w:p>
+        </w:tc>
+      </w:tr>
+      <w:tr>
+        <w:tc>
+          <w:tcPr>
+            <w:tcW w:type="dxa" w:w="2041"/>
+            <w:shd w:val="clear" w:fill="F3F6FA"/>
+          </w:tcPr>
+          <w:p>
+            <w:r>
+              <w:rPr>
+                <w:rFonts w:ascii="Segoe UI" w:hAnsi="Segoe UI" w:cs="Segoe UI"/>
+                <w:b w:val="0"/>
+                <w:i w:val="0"/>
+                <w:color w:val="1C2B3A"/>
+                <w:sz w:val="19"/>
+              </w:rPr>
+              <w:t>msp-method-map</w:t>
+            </w:r>
+          </w:p>
+        </w:tc>
+        <w:tc>
+          <w:tcPr>
+            <w:tcW w:type="dxa" w:w="1814"/>
+            <w:shd w:val="clear" w:fill="F3F6FA"/>
+          </w:tcPr>
+          <w:p>
+            <w:r>
+              <w:rPr>
+                <w:rFonts w:ascii="Segoe UI" w:hAnsi="Segoe UI" w:cs="Segoe UI"/>
+                <w:b w:val="0"/>
+                <w:i w:val="0"/>
+                <w:color w:val="1C2B3A"/>
+                <w:sz w:val="19"/>
+              </w:rPr>
+              <w:t>msp-5</w:t>
+            </w:r>
+          </w:p>
+        </w:tc>
+        <w:tc>
+          <w:tcPr>
+            <w:tcW w:type="dxa" w:w="1361"/>
+            <w:shd w:val="clear" w:fill="F3F6FA"/>
+          </w:tcPr>
+          <w:p>
+            <w:r>
+              <w:rPr>
+                <w:rFonts w:ascii="Segoe UI" w:hAnsi="Segoe UI" w:cs="Segoe UI"/>
+                <w:b w:val="0"/>
+                <w:i w:val="0"/>
+                <w:color w:val="1C2B3A"/>
+                <w:sz w:val="19"/>
+              </w:rPr>
+              <w:t>/msp/</w:t>
+            </w:r>
+          </w:p>
+        </w:tc>
+        <w:tc>
+          <w:tcPr>
+            <w:tcW w:type="dxa" w:w="3572"/>
+            <w:shd w:val="clear" w:fill="F3F6FA"/>
+          </w:tcPr>
+          <w:p>
+            <w:r>
+              <w:rPr>
+                <w:rFonts w:ascii="Segoe UI" w:hAnsi="Segoe UI" w:cs="Segoe UI"/>
+                <w:b w:val="0"/>
+                <w:i w:val="0"/>
+                <w:color w:val="1C2B3A"/>
+                <w:sz w:val="19"/>
+              </w:rPr>
+              <w:t>apps.p3mai.com/msp</w:t>
+            </w:r>
+          </w:p>
+        </w:tc>
+      </w:tr>
+      <w:tr>
+        <w:tc>
+          <w:tcPr>
+            <w:tcW w:type="dxa" w:w="2041"/>
+          </w:tcPr>
+          <w:p>
+            <w:r>
+              <w:rPr>
+                <w:rFonts w:ascii="Segoe UI" w:hAnsi="Segoe UI" w:cs="Segoe UI"/>
+                <w:b w:val="0"/>
+                <w:i w:val="0"/>
+                <w:color w:val="1C2B3A"/>
+                <w:sz w:val="19"/>
+              </w:rPr>
+              <w:t>safe-method-map</w:t>
+            </w:r>
+          </w:p>
+        </w:tc>
+        <w:tc>
+          <w:tcPr>
+            <w:tcW w:type="dxa" w:w="1814"/>
+          </w:tcPr>
+          <w:p>
+            <w:r>
+              <w:rPr>
+                <w:rFonts w:ascii="Segoe UI" w:hAnsi="Segoe UI" w:cs="Segoe UI"/>
+                <w:b w:val="0"/>
+                <w:i w:val="0"/>
+                <w:color w:val="1C2B3A"/>
+                <w:sz w:val="19"/>
+              </w:rPr>
+              <w:t>safe-essential</w:t>
+            </w:r>
+          </w:p>
+        </w:tc>
+        <w:tc>
+          <w:tcPr>
+            <w:tcW w:type="dxa" w:w="1361"/>
+          </w:tcPr>
+          <w:p>
+            <w:r>
+              <w:rPr>
+                <w:rFonts w:ascii="Segoe UI" w:hAnsi="Segoe UI" w:cs="Segoe UI"/>
+                <w:b w:val="0"/>
+                <w:i w:val="0"/>
+                <w:color w:val="1C2B3A"/>
+                <w:sz w:val="19"/>
+              </w:rPr>
+              <w:t>/safe/</w:t>
+            </w:r>
+          </w:p>
+        </w:tc>
+        <w:tc>
+          <w:tcPr>
+            <w:tcW w:type="dxa" w:w="3572"/>
+          </w:tcPr>
+          <w:p>
+            <w:r>
+              <w:rPr>
+                <w:rFonts w:ascii="Segoe UI" w:hAnsi="Segoe UI" w:cs="Segoe UI"/>
+                <w:b w:val="0"/>
+                <w:i w:val="0"/>
+                <w:color w:val="1C2B3A"/>
+                <w:sz w:val="19"/>
+              </w:rPr>
+              <w:t>apps.p3mai.com/safe</w:t>
+            </w:r>
+          </w:p>
+        </w:tc>
+      </w:tr>
+    </w:tbl>
+    <w:p/>
     <w:tbl>
       <w:tblPr>
         <w:tblStyle w:val="TableGrid"/>
@@ -5292,7 +7003,7 @@
                 <w:color w:val="1C2B3A"/>
                 <w:sz w:val="19"/>
               </w:rPr>
-              <w:t>github.com/DRC63/method-map (private)</w:t>
+              <w:t>github.com/DRC63/method-map (private); front door: github.com/DRC63/apps-gateway</w:t>
             </w:r>
           </w:p>
         </w:tc>
@@ -5330,7 +7041,7 @@
                 <w:color w:val="1C2B3A"/>
                 <w:sz w:val="19"/>
               </w:rPr>
-              <w:t>Render — Docker web service, Starter, Oregon</w:t>
+              <w:t>Render — Docker web services, Starter, Oregon (one per framework)</w:t>
             </w:r>
           </w:p>
         </w:tc>
@@ -5349,7 +7060,7 @@
                 <w:color w:val="1C2B3A"/>
                 <w:sz w:val="19"/>
               </w:rPr>
-              <w:t>URL</w:t>
+              <w:t>Front door</w:t>
             </w:r>
           </w:p>
         </w:tc>
@@ -5366,7 +7077,7 @@
                 <w:color w:val="1C2B3A"/>
                 <w:sz w:val="19"/>
               </w:rPr>
-              <w:t>method-map.onrender.com (prince2.p3mai.com pending DNS)</w:t>
+              <w:t>apps.p3mai.com reverse proxy → /prince2, /msp, /safe</w:t>
             </w:r>
           </w:p>
         </w:tc>
@@ -5404,7 +7115,7 @@
                 <w:color w:val="1C2B3A"/>
                 <w:sz w:val="19"/>
               </w:rPr>
-              <w:t>On push to main</w:t>
+              <w:t>On push to main (adding a service needs a Blueprint sync + its ADMIN_PASSWORD)</w:t>
             </w:r>
           </w:p>
         </w:tc>
@@ -5440,7 +7151,7 @@
                 <w:color w:val="1C2B3A"/>
                 <w:sz w:val="19"/>
               </w:rPr>
-              <w:t>Ephemeral disk — DB resets on redeploy; auto-seeds</w:t>
+              <w:t>Ephemeral disk — DB resets on redeploy; auto-seeds its FRAMEWORK_KEY</w:t>
             </w:r>
           </w:p>
         </w:tc>
@@ -5570,7 +7281,7 @@
                 <w:color w:val="1C2B3A"/>
                 <w:sz w:val="19"/>
               </w:rPr>
-              <w:t>Framework-agnostic data model</w:t>
+              <w:t>Config-driven, framework-agnostic model</w:t>
             </w:r>
           </w:p>
         </w:tc>
@@ -5587,7 +7298,7 @@
                 <w:color w:val="1C2B3A"/>
                 <w:sz w:val="19"/>
               </w:rPr>
-              <w:t>MSP and other methods drop in as data files, no code change.</w:t>
+              <w:t>PRINCE2, MSP and SAFe run on identical code; a new method is a data file (types/codes/lanes/phases in config), no code change.</w:t>
             </w:r>
           </w:p>
         </w:tc>
@@ -5607,6 +7318,43 @@
                 <w:color w:val="1C2B3A"/>
                 <w:sz w:val="19"/>
               </w:rPr>
+              <w:t>One image, one service per framework</w:t>
+            </w:r>
+          </w:p>
+        </w:tc>
+        <w:tc>
+          <w:tcPr>
+            <w:tcW w:type="dxa" w:w="5839"/>
+            <w:shd w:val="clear" w:fill="F3F6FA"/>
+          </w:tcPr>
+          <w:p>
+            <w:r>
+              <w:rPr>
+                <w:rFonts w:ascii="Segoe UI" w:hAnsi="Segoe UI" w:cs="Segoe UI"/>
+                <w:b w:val="0"/>
+                <w:i w:val="0"/>
+                <w:color w:val="1C2B3A"/>
+                <w:sz w:val="19"/>
+              </w:rPr>
+              <w:t>FRAMEWORK_KEY + APP_BASE select each deployment; a shared front door gives all three one public domain.</w:t>
+            </w:r>
+          </w:p>
+        </w:tc>
+      </w:tr>
+      <w:tr>
+        <w:tc>
+          <w:tcPr>
+            <w:tcW w:type="dxa" w:w="2948"/>
+          </w:tcPr>
+          <w:p>
+            <w:r>
+              <w:rPr>
+                <w:rFonts w:ascii="Segoe UI" w:hAnsi="Segoe UI" w:cs="Segoe UI"/>
+                <w:b w:val="0"/>
+                <w:i w:val="0"/>
+                <w:color w:val="1C2B3A"/>
+                <w:sz w:val="19"/>
+              </w:rPr>
               <w:t>Activity-centric relationships</w:t>
             </w:r>
           </w:p>
@@ -5614,7 +7362,6 @@
         <w:tc>
           <w:tcPr>
             <w:tcW w:type="dxa" w:w="5839"/>
-            <w:shd w:val="clear" w:fill="F3F6FA"/>
           </w:tcPr>
           <w:p>
             <w:r>
@@ -5634,6 +7381,7 @@
         <w:tc>
           <w:tcPr>
             <w:tcW w:type="dxa" w:w="2948"/>
+            <w:shd w:val="clear" w:fill="F3F6FA"/>
           </w:tcPr>
           <w:p>
             <w:r>
@@ -5651,6 +7399,7 @@
         <w:tc>
           <w:tcPr>
             <w:tcW w:type="dxa" w:w="5839"/>
+            <w:shd w:val="clear" w:fill="F3F6FA"/>
           </w:tcPr>
           <w:p>
             <w:r>
@@ -5661,7 +7410,43 @@
                 <w:color w:val="1C2B3A"/>
                 <w:sz w:val="19"/>
               </w:rPr>
-              <w:t>Deploy is independent of the source spreadsheet; ephemeral hosts self-populate.</w:t>
+              <w:t>Deploy is independent of any source spreadsheet; ephemeral hosts self-populate.</w:t>
+            </w:r>
+          </w:p>
+        </w:tc>
+      </w:tr>
+      <w:tr>
+        <w:tc>
+          <w:tcPr>
+            <w:tcW w:type="dxa" w:w="2948"/>
+          </w:tcPr>
+          <w:p>
+            <w:r>
+              <w:rPr>
+                <w:rFonts w:ascii="Segoe UI" w:hAnsi="Segoe UI" w:cs="Segoe UI"/>
+                <w:b w:val="0"/>
+                <w:i w:val="0"/>
+                <w:color w:val="1C2B3A"/>
+                <w:sz w:val="19"/>
+              </w:rPr>
+              <w:t>Two fixed layouts (no physics)</w:t>
+            </w:r>
+          </w:p>
+        </w:tc>
+        <w:tc>
+          <w:tcPr>
+            <w:tcW w:type="dxa" w:w="5839"/>
+          </w:tcPr>
+          <w:p>
+            <w:r>
+              <w:rPr>
+                <w:rFonts w:ascii="Segoe UI" w:hAnsi="Segoe UI" w:cs="Segoe UI"/>
+                <w:b w:val="0"/>
+                <w:i w:val="0"/>
+                <w:color w:val="1C2B3A"/>
+                <w:sz w:val="19"/>
+              </w:rPr>
+              <w:t>Positional meaning (hierarchy / lifecycle) reads better than an organic blob.</w:t>
             </w:r>
           </w:p>
         </w:tc>
@@ -5681,7 +7466,7 @@
                 <w:color w:val="1C2B3A"/>
                 <w:sz w:val="19"/>
               </w:rPr>
-              <w:t>Two fixed layouts (no physics)</w:t>
+              <w:t>direct_degree node weighting</w:t>
             </w:r>
           </w:p>
         </w:tc>
@@ -5689,42 +7474,6 @@
           <w:tcPr>
             <w:tcW w:type="dxa" w:w="5839"/>
             <w:shd w:val="clear" w:fill="F3F6FA"/>
-          </w:tcPr>
-          <w:p>
-            <w:r>
-              <w:rPr>
-                <w:rFonts w:ascii="Segoe UI" w:hAnsi="Segoe UI" w:cs="Segoe UI"/>
-                <w:b w:val="0"/>
-                <w:i w:val="0"/>
-                <w:color w:val="1C2B3A"/>
-                <w:sz w:val="19"/>
-              </w:rPr>
-              <w:t>Positional meaning (hierarchy / lifecycle) reads better than an organic blob.</w:t>
-            </w:r>
-          </w:p>
-        </w:tc>
-      </w:tr>
-      <w:tr>
-        <w:tc>
-          <w:tcPr>
-            <w:tcW w:type="dxa" w:w="2948"/>
-          </w:tcPr>
-          <w:p>
-            <w:r>
-              <w:rPr>
-                <w:rFonts w:ascii="Segoe UI" w:hAnsi="Segoe UI" w:cs="Segoe UI"/>
-                <w:b w:val="0"/>
-                <w:i w:val="0"/>
-                <w:color w:val="1C2B3A"/>
-                <w:sz w:val="19"/>
-              </w:rPr>
-              <w:t>direct_degree node weighting</w:t>
-            </w:r>
-          </w:p>
-        </w:tc>
-        <w:tc>
-          <w:tcPr>
-            <w:tcW w:type="dxa" w:w="5839"/>
           </w:tcPr>
           <w:p>
             <w:r>
@@ -5744,7 +7493,6 @@
         <w:tc>
           <w:tcPr>
             <w:tcW w:type="dxa" w:w="2948"/>
-            <w:shd w:val="clear" w:fill="F3F6FA"/>
           </w:tcPr>
           <w:p>
             <w:r>
@@ -5762,7 +7510,6 @@
         <w:tc>
           <w:tcPr>
             <w:tcW w:type="dxa" w:w="5839"/>
-            <w:shd w:val="clear" w:fill="F3F6FA"/>
           </w:tcPr>
           <w:p>
             <w:r>
@@ -5919,22 +7666,12 @@
       <w:r>
         <w:rPr>
           <w:rFonts w:ascii="Segoe UI" w:hAnsi="Segoe UI" w:cs="Segoe UI"/>
-          <w:b w:val="0"/>
-          <w:i w:val="0"/>
-          <w:color w:val="1C2B3A"/>
-          <w:sz w:val="22"/>
-        </w:rPr>
-        <w:t xml:space="preserve">Populate and enable </w:t>
-      </w:r>
-      <w:r>
-        <w:rPr>
-          <w:rFonts w:ascii="Segoe UI" w:hAnsi="Segoe UI" w:cs="Segoe UI"/>
           <w:b/>
           <w:i w:val="0"/>
           <w:color w:val="1C2B3A"/>
           <w:sz w:val="22"/>
         </w:rPr>
-        <w:t>MSP 5th Edition</w:t>
+        <w:t>Done</w:t>
       </w:r>
       <w:r>
         <w:rPr>
@@ -5944,7 +7681,37 @@
           <w:color w:val="1C2B3A"/>
           <w:sz w:val="22"/>
         </w:rPr>
-        <w:t xml:space="preserve"> as a second framework.</w:t>
+        <w:t xml:space="preserve"> — MSP 5th Edition (2nd framework) and SAFe 6.0 Essential (3rd) are live behind the front door.</w:t>
+      </w:r>
+    </w:p>
+    <w:p>
+      <w:pPr>
+        <w:pStyle w:val="ListBullet"/>
+      </w:pPr>
+      <w:r>
+        <w:rPr>
+          <w:rFonts w:ascii="Segoe UI" w:hAnsi="Segoe UI" w:cs="Segoe UI"/>
+          <w:b w:val="0"/>
+          <w:i w:val="0"/>
+          <w:color w:val="1C2B3A"/>
+          <w:sz w:val="22"/>
+        </w:rPr>
+        <w:t>SME-verify the MSP and SAFe activity breakdowns and cross-reference marks (currently indicative), via authoring mode or the builder scripts.</w:t>
+      </w:r>
+    </w:p>
+    <w:p>
+      <w:pPr>
+        <w:pStyle w:val="ListBullet"/>
+      </w:pPr>
+      <w:r>
+        <w:rPr>
+          <w:rFonts w:ascii="Segoe UI" w:hAnsi="Segoe UI" w:cs="Segoe UI"/>
+          <w:b w:val="0"/>
+          <w:i w:val="0"/>
+          <w:color w:val="1C2B3A"/>
+          <w:sz w:val="22"/>
+        </w:rPr>
+        <w:t>Extend SAFe beyond Essential (Portfolio / Large Solution levels) as a larger seed.</w:t>
       </w:r>
     </w:p>
     <w:p>
@@ -6099,7 +7866,7 @@
                 <w:color w:val="1B3F6E"/>
                 <w:sz w:val="18"/>
               </w:rPr>
-              <w:t xml:space="preserve">  backend/app/seed_data/prince2-7.json   bundled dataset</w:t>
+              <w:t xml:space="preserve">  backend/app/seed_data/   prince2-7.json · msp-5.json · safe-essential.json</w:t>
             </w:r>
           </w:p>
           <w:p>
@@ -6114,7 +7881,7 @@
                 <w:color w:val="1B3F6E"/>
                 <w:sz w:val="18"/>
               </w:rPr>
-              <w:t xml:space="preserve">  backend/scripts/extract_prince2.py     spreadsheet → seed extractor</w:t>
+              <w:t xml:space="preserve">  backend/scripts/    extract_prince2.py · build_msp.py · build_safe.py</w:t>
             </w:r>
           </w:p>
           <w:p>
@@ -6144,7 +7911,7 @@
                 <w:color w:val="1B3F6E"/>
                 <w:sz w:val="18"/>
               </w:rPr>
-              <w:t xml:space="preserve">  Dockerfile          multi-stage build</w:t>
+              <w:t xml:space="preserve">  Dockerfile          multi-stage build (APP_BASE build arg)</w:t>
             </w:r>
           </w:p>
           <w:p>
@@ -6159,7 +7926,7 @@
                 <w:color w:val="1B3F6E"/>
                 <w:sz w:val="18"/>
               </w:rPr>
-              <w:t xml:space="preserve">  render.yaml         Render Blueprint</w:t>
+              <w:t xml:space="preserve">  render.yaml         Render Blueprint (one service per framework)</w:t>
             </w:r>
           </w:p>
           <w:p>
@@ -6175,6 +7942,21 @@
                 <w:sz w:val="18"/>
               </w:rPr>
               <w:t xml:space="preserve">  docs/               this documentation set</w:t>
+            </w:r>
+          </w:p>
+          <w:p>
+            <w:pPr>
+              <w:spacing w:after="0"/>
+            </w:pPr>
+            <w:r>
+              <w:rPr>
+                <w:rFonts w:ascii="Consolas" w:hAnsi="Consolas" w:cs="Consolas"/>
+                <w:b w:val="0"/>
+                <w:i w:val="0"/>
+                <w:color w:val="1B3F6E"/>
+                <w:sz w:val="18"/>
+              </w:rPr>
+              <w:t>(front door: separate repo apps-gateway/ — Node reverse proxy)</w:t>
             </w:r>
           </w:p>
         </w:tc>
@@ -6222,7 +8004,7 @@
         <w:sz w:val="16"/>
       </w:rPr>
       <w:tab/>
-      <w:t>v1.0</w:t>
+      <w:t>v1.1</w:t>
       <w:tab/>
     </w:r>
     <w:r>

--- a/docs/01_Architecture_and_Design.docx
+++ b/docs/01_Architecture_and_Design.docx
@@ -165,7 +165,7 @@
                 <w:color w:val="1C2B3A"/>
                 <w:sz w:val="22"/>
               </w:rPr>
-              <w:t>v1.1</w:t>
+              <w:t>v1.2</w:t>
             </w:r>
           </w:p>
         </w:tc>
@@ -309,7 +309,7 @@
                 <w:color w:val="1C2B3A"/>
                 <w:sz w:val="22"/>
               </w:rPr>
-              <w:t>P3MAI Method Map (PRINCE2 7 · MSP 5th ed · SAFe 6.0 Essential)</w:t>
+              <w:t>P3MAI Method Map (PRINCE2 7 · MSP 5th ed · SAFe 6.0 Essential · PMBOK 6th ed)</w:t>
             </w:r>
           </w:p>
         </w:tc>
@@ -562,6 +562,76 @@
           </w:p>
         </w:tc>
       </w:tr>
+      <w:tr>
+        <w:tc>
+          <w:tcPr>
+            <w:tcW w:type="dxa" w:w="2353"/>
+          </w:tcPr>
+          <w:p>
+            <w:r>
+              <w:rPr>
+                <w:rFonts w:ascii="Segoe UI" w:hAnsi="Segoe UI" w:cs="Segoe UI"/>
+                <w:b w:val="0"/>
+                <w:i w:val="0"/>
+                <w:color w:val="1C2B3A"/>
+                <w:sz w:val="20"/>
+              </w:rPr>
+              <w:t>v1.2</w:t>
+            </w:r>
+          </w:p>
+        </w:tc>
+        <w:tc>
+          <w:tcPr>
+            <w:tcW w:type="dxa" w:w="2353"/>
+          </w:tcPr>
+          <w:p>
+            <w:r>
+              <w:rPr>
+                <w:rFonts w:ascii="Segoe UI" w:hAnsi="Segoe UI" w:cs="Segoe UI"/>
+                <w:b w:val="0"/>
+                <w:i w:val="0"/>
+                <w:color w:val="1C2B3A"/>
+                <w:sz w:val="20"/>
+              </w:rPr>
+              <w:t>2026-08-02</w:t>
+            </w:r>
+          </w:p>
+        </w:tc>
+        <w:tc>
+          <w:tcPr>
+            <w:tcW w:type="dxa" w:w="2353"/>
+          </w:tcPr>
+          <w:p>
+            <w:r>
+              <w:rPr>
+                <w:rFonts w:ascii="Segoe UI" w:hAnsi="Segoe UI" w:cs="Segoe UI"/>
+                <w:b w:val="0"/>
+                <w:i w:val="0"/>
+                <w:color w:val="1C2B3A"/>
+                <w:sz w:val="20"/>
+              </w:rPr>
+              <w:t>Douglas Colvin</w:t>
+            </w:r>
+          </w:p>
+        </w:tc>
+        <w:tc>
+          <w:tcPr>
+            <w:tcW w:type="dxa" w:w="2353"/>
+          </w:tcPr>
+          <w:p>
+            <w:r>
+              <w:rPr>
+                <w:rFonts w:ascii="Segoe UI" w:hAnsi="Segoe UI" w:cs="Segoe UI"/>
+                <w:b w:val="0"/>
+                <w:i w:val="0"/>
+                <w:color w:val="1C2B3A"/>
+                <w:sz w:val="20"/>
+              </w:rPr>
+              <w:t>PMBOK 6th ed added as the fourth framework; the hub-layer grid (config lifecycle_layer='hub') that renders PMBOK's 5×10 process matrix; four-service deployment.</w:t>
+            </w:r>
+          </w:p>
+        </w:tc>
+      </w:tr>
     </w:tbl>
     <w:p/>
     <w:p>
@@ -661,7 +731,7 @@
           <w:color w:val="1C2B3A"/>
           <w:sz w:val="22"/>
         </w:rPr>
-        <w:t>three frameworks</w:t>
+        <w:t>four frameworks</w:t>
       </w:r>
       <w:r>
         <w:rPr>
@@ -711,7 +781,7 @@
           <w:color w:val="1C2B3A"/>
           <w:sz w:val="22"/>
         </w:rPr>
-        <w:t xml:space="preserve"> (7 programme processes) and </w:t>
+        <w:t xml:space="preserve"> (7 programme processes), </w:t>
       </w:r>
       <w:r>
         <w:rPr>
@@ -731,7 +801,27 @@
           <w:color w:val="1C2B3A"/>
           <w:sz w:val="22"/>
         </w:rPr>
-        <w:t xml:space="preserve"> (the Agile Release Train and Team events across the PI cadence) — each cross-referencing its management activities to the roles, artefacts, practices and principles that surround them.</w:t>
+        <w:t xml:space="preserve"> (the Agile Release Train and Team events across the PI cadence) and </w:t>
+      </w:r>
+      <w:r>
+        <w:rPr>
+          <w:rFonts w:ascii="Segoe UI" w:hAnsi="Segoe UI" w:cs="Segoe UI"/>
+          <w:b/>
+          <w:i w:val="0"/>
+          <w:color w:val="1C2B3A"/>
+          <w:sz w:val="22"/>
+        </w:rPr>
+        <w:t>PMBOK 6th edition</w:t>
+      </w:r>
+      <w:r>
+        <w:rPr>
+          <w:rFonts w:ascii="Segoe UI" w:hAnsi="Segoe UI" w:cs="Segoe UI"/>
+          <w:b w:val="0"/>
+          <w:i w:val="0"/>
+          <w:color w:val="1C2B3A"/>
+          <w:sz w:val="22"/>
+        </w:rPr>
+        <w:t xml:space="preserve"> (the 49 processes in the classic 5 Process Groups × 10 Knowledge Areas matrix) — each cross-referencing its management activities to the roles, artefacts, practices and principles that surround them.</w:t>
       </w:r>
     </w:p>
     <w:p>
@@ -853,7 +943,7 @@
           <w:color w:val="1C2B3A"/>
           <w:sz w:val="22"/>
         </w:rPr>
-        <w:t>no code changes</w:t>
+        <w:t>almost no code changes</w:t>
       </w:r>
       <w:r>
         <w:rPr>
@@ -863,7 +953,7 @@
           <w:color w:val="1C2B3A"/>
           <w:sz w:val="22"/>
         </w:rPr>
-        <w:t xml:space="preserve">. This has now been proven across three structurally different frameworks. Each framework is deployed as its own Docker container on Render (selected by the </w:t>
+        <w:t xml:space="preserve">. This has now been proven across four structurally different frameworks (PMBOK's 5×10 process matrix needed only a small, opt-in grid-rendering flag — see §6.4). Each framework is deployed as its own Docker container on Render (selected by the </w:t>
       </w:r>
       <w:r>
         <w:rPr>
@@ -883,7 +973,7 @@
           <w:color w:val="1C2B3A"/>
           <w:sz w:val="22"/>
         </w:rPr>
-        <w:t xml:space="preserve"> env var) and all three are served behind the shared front door </w:t>
+        <w:t xml:space="preserve"> env var) and all four are served behind the shared front door </w:t>
       </w:r>
       <w:r>
         <w:rPr>
@@ -943,6 +1033,26 @@
           <w:color w:val="1C2B3A"/>
           <w:sz w:val="22"/>
         </w:rPr>
+        <w:t xml:space="preserve">, </w:t>
+      </w:r>
+      <w:r>
+        <w:rPr>
+          <w:rFonts w:ascii="Consolas" w:hAnsi="Consolas" w:cs="Consolas"/>
+          <w:b w:val="0"/>
+          <w:i w:val="0"/>
+          <w:color w:val="1B3F6E"/>
+          <w:sz w:val="21"/>
+        </w:rPr>
+        <w:t>/safe</w:t>
+      </w:r>
+      <w:r>
+        <w:rPr>
+          <w:rFonts w:ascii="Segoe UI" w:hAnsi="Segoe UI" w:cs="Segoe UI"/>
+          <w:b w:val="0"/>
+          <w:i w:val="0"/>
+          <w:color w:val="1C2B3A"/>
+          <w:sz w:val="22"/>
+        </w:rPr>
         <w:t xml:space="preserve"> and </w:t>
       </w:r>
       <w:r>
@@ -953,7 +1063,7 @@
           <w:color w:val="1B3F6E"/>
           <w:sz w:val="21"/>
         </w:rPr>
-        <w:t>/safe</w:t>
+        <w:t>/pmbok</w:t>
       </w:r>
       <w:r>
         <w:rPr>
@@ -4318,6 +4428,234 @@
     <w:p/>
     <w:p>
       <w:pPr>
+        <w:pStyle w:val="Heading2"/>
+        <w:spacing w:before="200" w:after="80"/>
+      </w:pPr>
+      <w:r>
+        <w:rPr>
+          <w:rFonts w:ascii="Segoe UI Semibold" w:hAnsi="Segoe UI Semibold" w:cs="Segoe UI Semibold"/>
+          <w:b/>
+          <w:i w:val="0"/>
+          <w:color w:val="1B3F6E"/>
+          <w:sz w:val="26"/>
+        </w:rPr>
+        <w:t>6.4  Which layer fills the swimlane grid (container vs hub)</w:t>
+      </w:r>
+    </w:p>
+    <w:p>
+      <w:r>
+        <w:rPr>
+          <w:rFonts w:ascii="Segoe UI" w:hAnsi="Segoe UI" w:cs="Segoe UI"/>
+          <w:b w:val="0"/>
+          <w:i w:val="0"/>
+          <w:color w:val="1C2B3A"/>
+          <w:sz w:val="22"/>
+        </w:rPr>
+        <w:t xml:space="preserve">The Lifecycle view lays entities out in a grid of swimlane </w:t>
+      </w:r>
+      <w:r>
+        <w:rPr>
+          <w:rFonts w:ascii="Segoe UI" w:hAnsi="Segoe UI" w:cs="Segoe UI"/>
+          <w:b/>
+          <w:i w:val="0"/>
+          <w:color w:val="1C2B3A"/>
+          <w:sz w:val="22"/>
+        </w:rPr>
+        <w:t>rows</w:t>
+      </w:r>
+      <w:r>
+        <w:rPr>
+          <w:rFonts w:ascii="Segoe UI" w:hAnsi="Segoe UI" w:cs="Segoe UI"/>
+          <w:b w:val="0"/>
+          <w:i w:val="0"/>
+          <w:color w:val="1C2B3A"/>
+          <w:sz w:val="22"/>
+        </w:rPr>
+        <w:t xml:space="preserve"> (config </w:t>
+      </w:r>
+      <w:r>
+        <w:rPr>
+          <w:rFonts w:ascii="Consolas" w:hAnsi="Consolas" w:cs="Consolas"/>
+          <w:b w:val="0"/>
+          <w:i w:val="0"/>
+          <w:color w:val="1B3F6E"/>
+          <w:sz w:val="21"/>
+        </w:rPr>
+        <w:t>lanes</w:t>
+      </w:r>
+      <w:r>
+        <w:rPr>
+          <w:rFonts w:ascii="Segoe UI" w:hAnsi="Segoe UI" w:cs="Segoe UI"/>
+          <w:b w:val="0"/>
+          <w:i w:val="0"/>
+          <w:color w:val="1C2B3A"/>
+          <w:sz w:val="22"/>
+        </w:rPr>
+        <w:t xml:space="preserve">) × timeline </w:t>
+      </w:r>
+      <w:r>
+        <w:rPr>
+          <w:rFonts w:ascii="Segoe UI" w:hAnsi="Segoe UI" w:cs="Segoe UI"/>
+          <w:b/>
+          <w:i w:val="0"/>
+          <w:color w:val="1C2B3A"/>
+          <w:sz w:val="22"/>
+        </w:rPr>
+        <w:t>columns</w:t>
+      </w:r>
+      <w:r>
+        <w:rPr>
+          <w:rFonts w:ascii="Segoe UI" w:hAnsi="Segoe UI" w:cs="Segoe UI"/>
+          <w:b w:val="0"/>
+          <w:i w:val="0"/>
+          <w:color w:val="1C2B3A"/>
+          <w:sz w:val="22"/>
+        </w:rPr>
+        <w:t xml:space="preserve"> (config </w:t>
+      </w:r>
+      <w:r>
+        <w:rPr>
+          <w:rFonts w:ascii="Consolas" w:hAnsi="Consolas" w:cs="Consolas"/>
+          <w:b w:val="0"/>
+          <w:i w:val="0"/>
+          <w:color w:val="1B3F6E"/>
+          <w:sz w:val="21"/>
+        </w:rPr>
+        <w:t>phases</w:t>
+      </w:r>
+      <w:r>
+        <w:rPr>
+          <w:rFonts w:ascii="Segoe UI" w:hAnsi="Segoe UI" w:cs="Segoe UI"/>
+          <w:b w:val="0"/>
+          <w:i w:val="0"/>
+          <w:color w:val="1C2B3A"/>
+          <w:sz w:val="22"/>
+        </w:rPr>
+        <w:t xml:space="preserve">). By default the </w:t>
+      </w:r>
+      <w:r>
+        <w:rPr>
+          <w:rFonts w:ascii="Segoe UI" w:hAnsi="Segoe UI" w:cs="Segoe UI"/>
+          <w:b/>
+          <w:i w:val="0"/>
+          <w:color w:val="1C2B3A"/>
+          <w:sz w:val="22"/>
+        </w:rPr>
+        <w:t>container</w:t>
+      </w:r>
+      <w:r>
+        <w:rPr>
+          <w:rFonts w:ascii="Segoe UI" w:hAnsi="Segoe UI" w:cs="Segoe UI"/>
+          <w:b w:val="0"/>
+          <w:i w:val="0"/>
+          <w:color w:val="1C2B3A"/>
+          <w:sz w:val="22"/>
+        </w:rPr>
+        <w:t xml:space="preserve"> layer fills the cells (PRINCE2 processes, MSP programme processes, SAFe events), with its child hubs listed beneath. PMBOK is different: its identity *is* a two-axis matrix — 10 Knowledge Areas (rows) × 5 Process Groups (columns) — and the 49 </w:t>
+      </w:r>
+      <w:r>
+        <w:rPr>
+          <w:rFonts w:ascii="Segoe UI" w:hAnsi="Segoe UI" w:cs="Segoe UI"/>
+          <w:b/>
+          <w:i w:val="0"/>
+          <w:color w:val="1C2B3A"/>
+          <w:sz w:val="22"/>
+        </w:rPr>
+        <w:t>processes</w:t>
+      </w:r>
+      <w:r>
+        <w:rPr>
+          <w:rFonts w:ascii="Segoe UI" w:hAnsi="Segoe UI" w:cs="Segoe UI"/>
+          <w:b w:val="0"/>
+          <w:i w:val="0"/>
+          <w:color w:val="1C2B3A"/>
+          <w:sz w:val="22"/>
+        </w:rPr>
+        <w:t xml:space="preserve"> (the hub layer, which carries the cross-references) are what belong in the cells. A framework sets </w:t>
+      </w:r>
+      <w:r>
+        <w:rPr>
+          <w:rFonts w:ascii="Consolas" w:hAnsi="Consolas" w:cs="Consolas"/>
+          <w:b w:val="0"/>
+          <w:i w:val="0"/>
+          <w:color w:val="1B3F6E"/>
+          <w:sz w:val="21"/>
+        </w:rPr>
+        <w:t>config.lifecycle_layer = "hub"</w:t>
+      </w:r>
+      <w:r>
+        <w:rPr>
+          <w:rFonts w:ascii="Segoe UI" w:hAnsi="Segoe UI" w:cs="Segoe UI"/>
+          <w:b w:val="0"/>
+          <w:i w:val="0"/>
+          <w:color w:val="1C2B3A"/>
+          <w:sz w:val="22"/>
+        </w:rPr>
+        <w:t xml:space="preserve"> to grid the hub layer directly: each hub self-places by its own </w:t>
+      </w:r>
+      <w:r>
+        <w:rPr>
+          <w:rFonts w:ascii="Consolas" w:hAnsi="Consolas" w:cs="Consolas"/>
+          <w:b w:val="0"/>
+          <w:i w:val="0"/>
+          <w:color w:val="1B3F6E"/>
+          <w:sz w:val="21"/>
+        </w:rPr>
+        <w:t>lifecycle_level</w:t>
+      </w:r>
+      <w:r>
+        <w:rPr>
+          <w:rFonts w:ascii="Segoe UI" w:hAnsi="Segoe UI" w:cs="Segoe UI"/>
+          <w:b w:val="0"/>
+          <w:i w:val="0"/>
+          <w:color w:val="1C2B3A"/>
+          <w:sz w:val="22"/>
+        </w:rPr>
+        <w:t xml:space="preserve"> (row) and </w:t>
+      </w:r>
+      <w:r>
+        <w:rPr>
+          <w:rFonts w:ascii="Consolas" w:hAnsi="Consolas" w:cs="Consolas"/>
+          <w:b w:val="0"/>
+          <w:i w:val="0"/>
+          <w:color w:val="1B3F6E"/>
+          <w:sz w:val="21"/>
+        </w:rPr>
+        <w:t>lifecycle_phase</w:t>
+      </w:r>
+      <w:r>
+        <w:rPr>
+          <w:rFonts w:ascii="Segoe UI" w:hAnsi="Segoe UI" w:cs="Segoe UI"/>
+          <w:b w:val="0"/>
+          <w:i w:val="0"/>
+          <w:color w:val="1C2B3A"/>
+          <w:sz w:val="22"/>
+        </w:rPr>
+        <w:t xml:space="preserve"> (column). This is the one small, </w:t>
+      </w:r>
+      <w:r>
+        <w:rPr>
+          <w:rFonts w:ascii="Segoe UI" w:hAnsi="Segoe UI" w:cs="Segoe UI"/>
+          <w:b/>
+          <w:i w:val="0"/>
+          <w:color w:val="1C2B3A"/>
+          <w:sz w:val="22"/>
+        </w:rPr>
+        <w:t>opt-in</w:t>
+      </w:r>
+      <w:r>
+        <w:rPr>
+          <w:rFonts w:ascii="Segoe UI" w:hAnsi="Segoe UI" w:cs="Segoe UI"/>
+          <w:b w:val="0"/>
+          <w:i w:val="0"/>
+          <w:color w:val="1C2B3A"/>
+          <w:sz w:val="22"/>
+        </w:rPr>
+        <w:t xml:space="preserve"> rendering addition PMBOK needed; every other framework is unaffected (the default remains the container layer).</w:t>
+      </w:r>
+    </w:p>
+    <w:p>
+      <w:pPr>
         <w:pStyle w:val="Heading1"/>
         <w:spacing w:before="280" w:after="80"/>
       </w:pPr>
@@ -6214,6 +6552,80 @@
           </w:p>
         </w:tc>
       </w:tr>
+      <w:tr>
+        <w:tc>
+          <w:tcPr>
+            <w:tcW w:type="dxa" w:w="1928"/>
+            <w:shd w:val="clear" w:fill="F3F6FA"/>
+          </w:tcPr>
+          <w:p>
+            <w:r>
+              <w:rPr>
+                <w:rFonts w:ascii="Segoe UI" w:hAnsi="Segoe UI" w:cs="Segoe UI"/>
+                <w:b w:val="0"/>
+                <w:i w:val="0"/>
+                <w:color w:val="1C2B3A"/>
+                <w:sz w:val="19"/>
+              </w:rPr>
+              <w:t>PMBOK 6th ed</w:t>
+            </w:r>
+          </w:p>
+        </w:tc>
+        <w:tc>
+          <w:tcPr>
+            <w:tcW w:type="dxa" w:w="2041"/>
+            <w:shd w:val="clear" w:fill="F3F6FA"/>
+          </w:tcPr>
+          <w:p>
+            <w:r>
+              <w:rPr>
+                <w:rFonts w:ascii="Segoe UI" w:hAnsi="Segoe UI" w:cs="Segoe UI"/>
+                <w:b w:val="0"/>
+                <w:i w:val="0"/>
+                <w:color w:val="1C2B3A"/>
+                <w:sz w:val="19"/>
+              </w:rPr>
+              <w:t>pmbok-6.json</w:t>
+            </w:r>
+          </w:p>
+        </w:tc>
+        <w:tc>
+          <w:tcPr>
+            <w:tcW w:type="dxa" w:w="3685"/>
+            <w:shd w:val="clear" w:fill="F3F6FA"/>
+          </w:tcPr>
+          <w:p>
+            <w:r>
+              <w:rPr>
+                <w:rFonts w:ascii="Segoe UI" w:hAnsi="Segoe UI" w:cs="Segoe UI"/>
+                <w:b w:val="0"/>
+                <w:i w:val="0"/>
+                <w:color w:val="1C2B3A"/>
+                <w:sz w:val="19"/>
+              </w:rPr>
+              <w:t>build_pmbok.py (inline data; the 5×10 grid + ITTOs)</w:t>
+            </w:r>
+          </w:p>
+        </w:tc>
+        <w:tc>
+          <w:tcPr>
+            <w:tcW w:type="dxa" w:w="1134"/>
+            <w:shd w:val="clear" w:fill="F3F6FA"/>
+          </w:tcPr>
+          <w:p>
+            <w:r>
+              <w:rPr>
+                <w:rFonts w:ascii="Segoe UI" w:hAnsi="Segoe UI" w:cs="Segoe UI"/>
+                <w:b w:val="0"/>
+                <w:i w:val="0"/>
+                <w:color w:val="1C2B3A"/>
+                <w:sz w:val="19"/>
+              </w:rPr>
+              <w:t>187 / 400</w:t>
+            </w:r>
+          </w:p>
+        </w:tc>
+      </w:tr>
     </w:tbl>
     <w:p/>
     <w:tbl>
@@ -6254,7 +6666,7 @@
                 <w:color w:val="1C2B3A"/>
                 <w:sz w:val="20"/>
               </w:rPr>
-              <w:t xml:space="preserve">Across all three frameworks, the framework </w:t>
+              <w:t xml:space="preserve">Across all four frameworks, the framework </w:t>
             </w:r>
             <w:r>
               <w:rPr>
@@ -6274,7 +6686,7 @@
                 <w:color w:val="1C2B3A"/>
                 <w:sz w:val="20"/>
               </w:rPr>
-              <w:t xml:space="preserve"> (process/event, role, practice/competency, product/artefact, principle </w:t>
+              <w:t xml:space="preserve"> (process/event, role, practice/competency/knowledge-area, product/artefact, principle </w:t>
             </w:r>
             <w:r>
               <w:rPr>
@@ -6294,7 +6706,7 @@
                 <w:color w:val="1C2B3A"/>
                 <w:sz w:val="20"/>
               </w:rPr>
-              <w:t xml:space="preserve">) is corroborated from public sources and marked *confirmed*. The </w:t>
+              <w:t xml:space="preserve">, and PMBOK's process-matrix placement) is corroborated from public sources and marked *confirmed*. The </w:t>
             </w:r>
             <w:r>
               <w:rPr>
@@ -6304,7 +6716,7 @@
                 <w:color w:val="1C2B3A"/>
                 <w:sz w:val="20"/>
               </w:rPr>
-              <w:t>activity breakdown and every cross-reference mark</w:t>
+              <w:t>activity breakdown / ITTO cross-references and every mark</w:t>
             </w:r>
             <w:r>
               <w:rPr>
@@ -6314,7 +6726,7 @@
                 <w:color w:val="1C2B3A"/>
                 <w:sz w:val="20"/>
               </w:rPr>
-              <w:t xml:space="preserve"> are a best-effort reconstruction, marked *indicative* (shown with a dashed ring). SME-verify against the licensed manual / body of knowledge before any formal use. SAFe® is a trademark of Scaled Agile, Inc.; the map is an independent reference tool, not affiliated with or endorsed by Scaled Agile, Inc.</w:t>
+              <w:t xml:space="preserve"> are a best-effort reconstruction, marked *indicative* (shown with a dashed ring). SME-verify against the licensed manual / body of knowledge before any formal use. SAFe® is a trademark of Scaled Agile, Inc.; PMBOK, PMI and PMP are marks of the Project Management Institute, Inc. The map is an independent reference tool, not affiliated with or endorsed by either.</w:t>
             </w:r>
           </w:p>
         </w:tc>
@@ -6918,6 +7330,80 @@
                 <w:sz w:val="19"/>
               </w:rPr>
               <w:t>apps.p3mai.com/safe</w:t>
+            </w:r>
+          </w:p>
+        </w:tc>
+      </w:tr>
+      <w:tr>
+        <w:tc>
+          <w:tcPr>
+            <w:tcW w:type="dxa" w:w="2041"/>
+            <w:shd w:val="clear" w:fill="F3F6FA"/>
+          </w:tcPr>
+          <w:p>
+            <w:r>
+              <w:rPr>
+                <w:rFonts w:ascii="Segoe UI" w:hAnsi="Segoe UI" w:cs="Segoe UI"/>
+                <w:b w:val="0"/>
+                <w:i w:val="0"/>
+                <w:color w:val="1C2B3A"/>
+                <w:sz w:val="19"/>
+              </w:rPr>
+              <w:t>pmbok-method-map</w:t>
+            </w:r>
+          </w:p>
+        </w:tc>
+        <w:tc>
+          <w:tcPr>
+            <w:tcW w:type="dxa" w:w="1814"/>
+            <w:shd w:val="clear" w:fill="F3F6FA"/>
+          </w:tcPr>
+          <w:p>
+            <w:r>
+              <w:rPr>
+                <w:rFonts w:ascii="Segoe UI" w:hAnsi="Segoe UI" w:cs="Segoe UI"/>
+                <w:b w:val="0"/>
+                <w:i w:val="0"/>
+                <w:color w:val="1C2B3A"/>
+                <w:sz w:val="19"/>
+              </w:rPr>
+              <w:t>pmbok-6</w:t>
+            </w:r>
+          </w:p>
+        </w:tc>
+        <w:tc>
+          <w:tcPr>
+            <w:tcW w:type="dxa" w:w="1361"/>
+            <w:shd w:val="clear" w:fill="F3F6FA"/>
+          </w:tcPr>
+          <w:p>
+            <w:r>
+              <w:rPr>
+                <w:rFonts w:ascii="Segoe UI" w:hAnsi="Segoe UI" w:cs="Segoe UI"/>
+                <w:b w:val="0"/>
+                <w:i w:val="0"/>
+                <w:color w:val="1C2B3A"/>
+                <w:sz w:val="19"/>
+              </w:rPr>
+              <w:t>/pmbok/</w:t>
+            </w:r>
+          </w:p>
+        </w:tc>
+        <w:tc>
+          <w:tcPr>
+            <w:tcW w:type="dxa" w:w="3572"/>
+            <w:shd w:val="clear" w:fill="F3F6FA"/>
+          </w:tcPr>
+          <w:p>
+            <w:r>
+              <w:rPr>
+                <w:rFonts w:ascii="Segoe UI" w:hAnsi="Segoe UI" w:cs="Segoe UI"/>
+                <w:b w:val="0"/>
+                <w:i w:val="0"/>
+                <w:color w:val="1C2B3A"/>
+                <w:sz w:val="19"/>
+              </w:rPr>
+              <w:t>apps.p3mai.com/pmbok</w:t>
             </w:r>
           </w:p>
         </w:tc>
@@ -7681,7 +8167,7 @@
           <w:color w:val="1C2B3A"/>
           <w:sz w:val="22"/>
         </w:rPr>
-        <w:t xml:space="preserve"> — MSP 5th Edition (2nd framework) and SAFe 6.0 Essential (3rd) are live behind the front door.</w:t>
+        <w:t xml:space="preserve"> — MSP 5th Edition (2nd), SAFe 6.0 Essential (3rd) and PMBOK 6th Edition (4th) are live behind the front door.</w:t>
       </w:r>
     </w:p>
     <w:p>
@@ -7696,7 +8182,7 @@
           <w:color w:val="1C2B3A"/>
           <w:sz w:val="22"/>
         </w:rPr>
-        <w:t>SME-verify the MSP and SAFe activity breakdowns and cross-reference marks (currently indicative), via authoring mode or the builder scripts.</w:t>
+        <w:t>SME-verify the MSP / SAFe activity breakdowns and the PMBOK ITTO cross-references (currently indicative), via authoring mode or the builder scripts.</w:t>
       </w:r>
     </w:p>
     <w:p>
@@ -7712,6 +8198,21 @@
           <w:sz w:val="22"/>
         </w:rPr>
         <w:t>Extend SAFe beyond Essential (Portfolio / Large Solution levels) as a larger seed.</w:t>
+      </w:r>
+    </w:p>
+    <w:p>
+      <w:pPr>
+        <w:pStyle w:val="ListBullet"/>
+      </w:pPr>
+      <w:r>
+        <w:rPr>
+          <w:rFonts w:ascii="Segoe UI" w:hAnsi="Segoe UI" w:cs="Segoe UI"/>
+          <w:b w:val="0"/>
+          <w:i w:val="0"/>
+          <w:color w:val="1C2B3A"/>
+          <w:sz w:val="22"/>
+        </w:rPr>
+        <w:t>Consider PMBOK 7th/8th edition (principles + performance domains) as a companion map.</w:t>
       </w:r>
     </w:p>
     <w:p>
@@ -7866,7 +8367,7 @@
                 <w:color w:val="1B3F6E"/>
                 <w:sz w:val="18"/>
               </w:rPr>
-              <w:t xml:space="preserve">  backend/app/seed_data/   prince2-7.json · msp-5.json · safe-essential.json</w:t>
+              <w:t xml:space="preserve">  backend/app/seed_data/   prince2-7 · msp-5 · safe-essential · pmbok-6 .json</w:t>
             </w:r>
           </w:p>
           <w:p>
@@ -7881,7 +8382,7 @@
                 <w:color w:val="1B3F6E"/>
                 <w:sz w:val="18"/>
               </w:rPr>
-              <w:t xml:space="preserve">  backend/scripts/    extract_prince2.py · build_msp.py · build_safe.py</w:t>
+              <w:t xml:space="preserve">  backend/scripts/    extract_prince2.py · build_msp/safe/pmbok.py</w:t>
             </w:r>
           </w:p>
           <w:p>
@@ -8004,7 +8505,7 @@
         <w:sz w:val="16"/>
       </w:rPr>
       <w:tab/>
-      <w:t>v1.1</w:t>
+      <w:t>v1.2</w:t>
       <w:tab/>
     </w:r>
     <w:r>

--- a/docs/01_Architecture_and_Design.docx
+++ b/docs/01_Architecture_and_Design.docx
@@ -165,7 +165,7 @@
                 <w:color w:val="1C2B3A"/>
                 <w:sz w:val="22"/>
               </w:rPr>
-              <w:t>v1.2</w:t>
+              <w:t>v1.3</w:t>
             </w:r>
           </w:p>
         </w:tc>
@@ -628,6 +628,96 @@
                 <w:sz w:val="20"/>
               </w:rPr>
               <w:t>PMBOK 6th ed added as the fourth framework; the hub-layer grid (config lifecycle_layer='hub') that renders PMBOK's 5×10 process matrix; four-service deployment.</w:t>
+            </w:r>
+          </w:p>
+        </w:tc>
+      </w:tr>
+      <w:tr>
+        <w:tc>
+          <w:tcPr>
+            <w:tcW w:type="dxa" w:w="2353"/>
+          </w:tcPr>
+          <w:p>
+            <w:r>
+              <w:rPr>
+                <w:rFonts w:ascii="Segoe UI" w:hAnsi="Segoe UI" w:cs="Segoe UI"/>
+                <w:b w:val="0"/>
+                <w:i w:val="0"/>
+                <w:color w:val="1C2B3A"/>
+                <w:sz w:val="20"/>
+              </w:rPr>
+              <w:t>v1.3</w:t>
+            </w:r>
+          </w:p>
+        </w:tc>
+        <w:tc>
+          <w:tcPr>
+            <w:tcW w:type="dxa" w:w="2353"/>
+          </w:tcPr>
+          <w:p>
+            <w:r>
+              <w:rPr>
+                <w:rFonts w:ascii="Segoe UI" w:hAnsi="Segoe UI" w:cs="Segoe UI"/>
+                <w:b w:val="0"/>
+                <w:i w:val="0"/>
+                <w:color w:val="1C2B3A"/>
+                <w:sz w:val="20"/>
+              </w:rPr>
+              <w:t>2026-08-02</w:t>
+            </w:r>
+          </w:p>
+        </w:tc>
+        <w:tc>
+          <w:tcPr>
+            <w:tcW w:type="dxa" w:w="2353"/>
+          </w:tcPr>
+          <w:p>
+            <w:r>
+              <w:rPr>
+                <w:rFonts w:ascii="Segoe UI" w:hAnsi="Segoe UI" w:cs="Segoe UI"/>
+                <w:b w:val="0"/>
+                <w:i w:val="0"/>
+                <w:color w:val="1C2B3A"/>
+                <w:sz w:val="20"/>
+              </w:rPr>
+              <w:t>Douglas Colvin</w:t>
+            </w:r>
+          </w:p>
+        </w:tc>
+        <w:tc>
+          <w:tcPr>
+            <w:tcW w:type="dxa" w:w="2353"/>
+          </w:tcPr>
+          <w:p>
+            <w:r>
+              <w:rPr>
+                <w:rFonts w:ascii="Segoe UI" w:hAnsi="Segoe UI" w:cs="Segoe UI"/>
+                <w:b w:val="0"/>
+                <w:i w:val="0"/>
+                <w:color w:val="1C2B3A"/>
+                <w:sz w:val="20"/>
+              </w:rPr>
+              <w:t xml:space="preserve">Documented the </w:t>
+            </w:r>
+            <w:r>
+              <w:rPr>
+                <w:rFonts w:ascii="Consolas" w:hAnsi="Consolas" w:cs="Consolas"/>
+                <w:b w:val="0"/>
+                <w:i w:val="0"/>
+                <w:color w:val="1B3F6E"/>
+                <w:sz w:val="19"/>
+              </w:rPr>
+              <w:t>label_below</w:t>
+            </w:r>
+            <w:r>
+              <w:rPr>
+                <w:rFonts w:ascii="Segoe UI" w:hAnsi="Segoe UI" w:cs="Segoe UI"/>
+                <w:b w:val="0"/>
+                <w:i w:val="0"/>
+                <w:color w:val="1C2B3A"/>
+                <w:sz w:val="20"/>
+              </w:rPr>
+              <w:t xml:space="preserve"> zone-heading option and the Timeline Reset control.</w:t>
             </w:r>
           </w:p>
         </w:tc>
@@ -3271,7 +3361,47 @@
           <w:color w:val="1C2B3A"/>
           <w:sz w:val="22"/>
         </w:rPr>
-        <w:t>;</w:t>
+        <w:t xml:space="preserve">. A </w:t>
+      </w:r>
+      <w:r>
+        <w:rPr>
+          <w:rFonts w:ascii="Consolas" w:hAnsi="Consolas" w:cs="Consolas"/>
+          <w:b w:val="0"/>
+          <w:i w:val="0"/>
+          <w:color w:val="1B3F6E"/>
+          <w:sz w:val="21"/>
+        </w:rPr>
+        <w:t>below</w:t>
+      </w:r>
+      <w:r>
+        <w:rPr>
+          <w:rFonts w:ascii="Segoe UI" w:hAnsi="Segoe UI" w:cs="Segoe UI"/>
+          <w:b w:val="0"/>
+          <w:i w:val="0"/>
+          <w:color w:val="1C2B3A"/>
+          <w:sz w:val="22"/>
+        </w:rPr>
+        <w:t xml:space="preserve">-zone type may set </w:t>
+      </w:r>
+      <w:r>
+        <w:rPr>
+          <w:rFonts w:ascii="Consolas" w:hAnsi="Consolas" w:cs="Consolas"/>
+          <w:b w:val="0"/>
+          <w:i w:val="0"/>
+          <w:color w:val="1B3F6E"/>
+          <w:sz w:val="21"/>
+        </w:rPr>
+        <w:t>label_below: true</w:t>
+      </w:r>
+      <w:r>
+        <w:rPr>
+          <w:rFonts w:ascii="Segoe UI" w:hAnsi="Segoe UI" w:cs="Segoe UI"/>
+          <w:b w:val="0"/>
+          <w:i w:val="0"/>
+          <w:color w:val="1C2B3A"/>
+          <w:sz w:val="22"/>
+        </w:rPr>
+        <w:t xml:space="preserve"> so its Matrix heading is drawn under the band rather than above it (PMBOK's Tools &amp; Techniques, so the spine stays centred);</w:t>
       </w:r>
     </w:p>
     <w:p>
@@ -6133,7 +6263,47 @@
           <w:color w:val="1C2B3A"/>
           <w:sz w:val="22"/>
         </w:rPr>
-        <w:t xml:space="preserve"> — echoes the Lifecycle view: processes in three swimlanes (Directing / Managing / Delivering) laid left→right by sequence; activities in each process's time-column; roles/practices/approaches/products as static resource bands below. A scrubber walks the lifecycle, lighting up each stage's sub-graph (spotlight or cumulative), with a play button.</w:t>
+        <w:t xml:space="preserve"> — echoes the Lifecycle view: processes in three swimlanes (Directing / Managing / Delivering) laid left→right by sequence; activities in each process's time-column; roles/practices/approaches/products as static resource bands below. A scrubber walks the lifecycle, lighting up each stage's sub-graph (spotlight or cumulative), with a play button and a </w:t>
+      </w:r>
+      <w:r>
+        <w:rPr>
+          <w:rFonts w:ascii="Segoe UI" w:hAnsi="Segoe UI" w:cs="Segoe UI"/>
+          <w:b/>
+          <w:i w:val="0"/>
+          <w:color w:val="1C2B3A"/>
+          <w:sz w:val="22"/>
+        </w:rPr>
+        <w:t>Reset</w:t>
+      </w:r>
+      <w:r>
+        <w:rPr>
+          <w:rFonts w:ascii="Segoe UI" w:hAnsi="Segoe UI" w:cs="Segoe UI"/>
+          <w:b w:val="0"/>
+          <w:i w:val="0"/>
+          <w:color w:val="1C2B3A"/>
+          <w:sz w:val="22"/>
+        </w:rPr>
+        <w:t xml:space="preserve"> control that clears the current node selection and the scrubber spotlight back to the full-strength view (clears </w:t>
+      </w:r>
+      <w:r>
+        <w:rPr>
+          <w:rFonts w:ascii="Consolas" w:hAnsi="Consolas" w:cs="Consolas"/>
+          <w:b w:val="0"/>
+          <w:i w:val="0"/>
+          <w:color w:val="1B3F6E"/>
+          <w:sz w:val="21"/>
+        </w:rPr>
+        <w:t>selectedId</w:t>
+      </w:r>
+      <w:r>
+        <w:rPr>
+          <w:rFonts w:ascii="Segoe UI" w:hAnsi="Segoe UI" w:cs="Segoe UI"/>
+          <w:b w:val="0"/>
+          <w:i w:val="0"/>
+          <w:color w:val="1C2B3A"/>
+          <w:sz w:val="22"/>
+        </w:rPr>
+        <w:t xml:space="preserve"> and resets the scrubber state).</w:t>
       </w:r>
     </w:p>
     <w:p>
@@ -8505,7 +8675,7 @@
         <w:sz w:val="16"/>
       </w:rPr>
       <w:tab/>
-      <w:t>v1.2</w:t>
+      <w:t>v1.3</w:t>
       <w:tab/>
     </w:r>
     <w:r>

--- a/docs/01_Architecture_and_Design.docx
+++ b/docs/01_Architecture_and_Design.docx
@@ -165,7 +165,7 @@
                 <w:color w:val="1C2B3A"/>
                 <w:sz w:val="22"/>
               </w:rPr>
-              <w:t>v1.3</w:t>
+              <w:t>v1.4</w:t>
             </w:r>
           </w:p>
         </w:tc>
@@ -201,7 +201,7 @@
                 <w:color w:val="1C2B3A"/>
                 <w:sz w:val="22"/>
               </w:rPr>
-              <w:t>2 August 2026</w:t>
+              <w:t>6 August 2026</w:t>
             </w:r>
           </w:p>
         </w:tc>
@@ -718,6 +718,76 @@
                 <w:sz w:val="20"/>
               </w:rPr>
               <w:t xml:space="preserve"> zone-heading option and the Timeline Reset control.</w:t>
+            </w:r>
+          </w:p>
+        </w:tc>
+      </w:tr>
+      <w:tr>
+        <w:tc>
+          <w:tcPr>
+            <w:tcW w:type="dxa" w:w="2353"/>
+          </w:tcPr>
+          <w:p>
+            <w:r>
+              <w:rPr>
+                <w:rFonts w:ascii="Segoe UI" w:hAnsi="Segoe UI" w:cs="Segoe UI"/>
+                <w:b w:val="0"/>
+                <w:i w:val="0"/>
+                <w:color w:val="1C2B3A"/>
+                <w:sz w:val="20"/>
+              </w:rPr>
+              <w:t>v1.4</w:t>
+            </w:r>
+          </w:p>
+        </w:tc>
+        <w:tc>
+          <w:tcPr>
+            <w:tcW w:type="dxa" w:w="2353"/>
+          </w:tcPr>
+          <w:p>
+            <w:r>
+              <w:rPr>
+                <w:rFonts w:ascii="Segoe UI" w:hAnsi="Segoe UI" w:cs="Segoe UI"/>
+                <w:b w:val="0"/>
+                <w:i w:val="0"/>
+                <w:color w:val="1C2B3A"/>
+                <w:sz w:val="20"/>
+              </w:rPr>
+              <w:t>2026-08-06</w:t>
+            </w:r>
+          </w:p>
+        </w:tc>
+        <w:tc>
+          <w:tcPr>
+            <w:tcW w:type="dxa" w:w="2353"/>
+          </w:tcPr>
+          <w:p>
+            <w:r>
+              <w:rPr>
+                <w:rFonts w:ascii="Segoe UI" w:hAnsi="Segoe UI" w:cs="Segoe UI"/>
+                <w:b w:val="0"/>
+                <w:i w:val="0"/>
+                <w:color w:val="1C2B3A"/>
+                <w:sz w:val="20"/>
+              </w:rPr>
+              <w:t>Douglas Colvin</w:t>
+            </w:r>
+          </w:p>
+        </w:tc>
+        <w:tc>
+          <w:tcPr>
+            <w:tcW w:type="dxa" w:w="2353"/>
+          </w:tcPr>
+          <w:p>
+            <w:r>
+              <w:rPr>
+                <w:rFonts w:ascii="Segoe UI" w:hAnsi="Segoe UI" w:cs="Segoe UI"/>
+                <w:b w:val="0"/>
+                <w:i w:val="0"/>
+                <w:color w:val="1C2B3A"/>
+                <w:sz w:val="20"/>
+              </w:rPr>
+              <w:t>Worked-example wiring: every product across all four frameworks links its Helios PDF (MSP uses five closest-match approximations); fail-closed admin auth (no default password; unset means read-only); CI + Dependabot; optional Sentry.</w:t>
             </w:r>
           </w:p>
         </w:tc>
@@ -6968,7 +7038,27 @@
           <w:color w:val="1C2B3A"/>
           <w:sz w:val="22"/>
         </w:rPr>
-        <w:t xml:space="preserve"> environment variable. This is a deliberate, lightweight gate — enough to stop casual edits, not a full account system.</w:t>
+        <w:t xml:space="preserve"> environment variable — </w:t>
+      </w:r>
+      <w:r>
+        <w:rPr>
+          <w:rFonts w:ascii="Segoe UI" w:hAnsi="Segoe UI" w:cs="Segoe UI"/>
+          <w:b/>
+          <w:i w:val="0"/>
+          <w:color w:val="1C2B3A"/>
+          <w:sz w:val="22"/>
+        </w:rPr>
+        <w:t>fail-closed</w:t>
+      </w:r>
+      <w:r>
+        <w:rPr>
+          <w:rFonts w:ascii="Segoe UI" w:hAnsi="Segoe UI" w:cs="Segoe UI"/>
+          <w:b w:val="0"/>
+          <w:i w:val="0"/>
+          <w:color w:val="1C2B3A"/>
+          <w:sz w:val="22"/>
+        </w:rPr>
+        <w:t>: if the variable is unset the service is read-only and no password (including old defaults) is accepted. This is a deliberate, lightweight gate — enough to stop casual edits, not a full account system.</w:t>
       </w:r>
     </w:p>
     <w:tbl>
@@ -8675,7 +8765,7 @@
         <w:sz w:val="16"/>
       </w:rPr>
       <w:tab/>
-      <w:t>v1.3</w:t>
+      <w:t>v1.4</w:t>
       <w:tab/>
     </w:r>
     <w:r>
